--- a/测试结果报告.docx
+++ b/测试结果报告.docx
@@ -1,6 +1,6 @@
 
 <file path=word/document.xml><?xml version="1.0" encoding="utf-8"?>
-<w:document xmlns:wpc="http://schemas.microsoft.com/office/word/2010/wordprocessingCanvas" xmlns:mc="http://schemas.openxmlformats.org/markup-compatibility/2006" xmlns:o="urn:schemas-microsoft-com:office:office" xmlns:r="http://schemas.openxmlformats.org/officeDocument/2006/relationships" xmlns:m="http://schemas.openxmlformats.org/officeDocument/2006/math" xmlns:v="urn:schemas-microsoft-com:vml" xmlns:wp14="http://schemas.microsoft.com/office/word/2010/wordprocessingDrawing" xmlns:wp="http://schemas.openxmlformats.org/drawingml/2006/wordprocessingDrawing" xmlns:w="http://schemas.openxmlformats.org/wordprocessingml/2006/main" xmlns:w14="http://schemas.microsoft.com/office/word/2010/wordml" xmlns:w10="urn:schemas-microsoft-com:office:word" xmlns:w15="http://schemas.microsoft.com/office/word/2012/wordml" xmlns:wpg="http://schemas.microsoft.com/office/word/2010/wordprocessingGroup" xmlns:wpi="http://schemas.microsoft.com/office/word/2010/wordprocessingInk" xmlns:wne="http://schemas.microsoft.com/office/word/2006/wordml" xmlns:wps="http://schemas.microsoft.com/office/word/2010/wordprocessingShape" xmlns:wpsCustomData="http://www.wps.cn/officeDocument/2013/wpsCustomData" mc:Ignorable="w14 w15 wp14">
+<w:document xmlns:wpc="http://schemas.microsoft.com/office/word/2010/wordprocessingCanvas" xmlns:cx="http://schemas.microsoft.com/office/drawing/2014/chartex" xmlns:cx1="http://schemas.microsoft.com/office/drawing/2015/9/8/chartex" xmlns:cx2="http://schemas.microsoft.com/office/drawing/2015/10/21/chartex" xmlns:cx3="http://schemas.microsoft.com/office/drawing/2016/5/9/chartex" xmlns:cx4="http://schemas.microsoft.com/office/drawing/2016/5/10/chartex" xmlns:cx5="http://schemas.microsoft.com/office/drawing/2016/5/11/chartex" xmlns:cx6="http://schemas.microsoft.com/office/drawing/2016/5/12/chartex" xmlns:cx7="http://schemas.microsoft.com/office/drawing/2016/5/13/chartex" xmlns:cx8="http://schemas.microsoft.com/office/drawing/2016/5/14/chartex" xmlns:mc="http://schemas.openxmlformats.org/markup-compatibility/2006" xmlns:aink="http://schemas.microsoft.com/office/drawing/2016/ink" xmlns:am3d="http://schemas.microsoft.com/office/drawing/2017/model3d" xmlns:o="urn:schemas-microsoft-com:office:office" xmlns:oel="http://schemas.microsoft.com/office/2019/extlst" xmlns:r="http://schemas.openxmlformats.org/officeDocument/2006/relationships" xmlns:m="http://schemas.openxmlformats.org/officeDocument/2006/math" xmlns:v="urn:schemas-microsoft-com:vml" xmlns:wp14="http://schemas.microsoft.com/office/word/2010/wordprocessingDrawing" xmlns:wp="http://schemas.openxmlformats.org/drawingml/2006/wordprocessingDrawing" xmlns:w10="urn:schemas-microsoft-com:office:word" xmlns:w="http://schemas.openxmlformats.org/wordprocessingml/2006/main" xmlns:w14="http://schemas.microsoft.com/office/word/2010/wordml" xmlns:w15="http://schemas.microsoft.com/office/word/2012/wordml" xmlns:w16cex="http://schemas.microsoft.com/office/word/2018/wordml/cex" xmlns:w16cid="http://schemas.microsoft.com/office/word/2016/wordml/cid" xmlns:w16="http://schemas.microsoft.com/office/word/2018/wordml" xmlns:w16du="http://schemas.microsoft.com/office/word/2023/wordml/word16du" xmlns:w16sdtdh="http://schemas.microsoft.com/office/word/2020/wordml/sdtdatahash" xmlns:w16sdtfl="http://schemas.microsoft.com/office/word/2024/wordml/sdtformatlock" xmlns:w16se="http://schemas.microsoft.com/office/word/2015/wordml/symex" xmlns:wpg="http://schemas.microsoft.com/office/word/2010/wordprocessingGroup" xmlns:wpi="http://schemas.microsoft.com/office/word/2010/wordprocessingInk" xmlns:wne="http://schemas.microsoft.com/office/word/2006/wordml" xmlns:wps="http://schemas.microsoft.com/office/word/2010/wordprocessingShape" mc:Ignorable="w14 w15 w16se w16cid w16 w16cex w16sdtdh w16sdtfl w16du wp14">
   <w:body>
     <w:p>
       <w:pPr>
@@ -25,14 +25,12 @@
     <w:p>
       <w:pPr>
         <w:rPr>
-          <w:rFonts w:hint="default" w:eastAsiaTheme="minorEastAsia"/>
-          <w:lang w:val="en-US" w:eastAsia="zh-CN"/>
-        </w:rPr>
-      </w:pPr>
-      <w:r>
-        <w:rPr>
-          <w:rFonts w:hint="eastAsia"/>
-          <w:lang w:val="en-US" w:eastAsia="zh-CN"/>
+          <w:rFonts w:hint="eastAsia"/>
+        </w:rPr>
+      </w:pPr>
+      <w:r>
+        <w:rPr>
+          <w:rFonts w:hint="eastAsia"/>
         </w:rPr>
         <w:t>测试1：</w:t>
       </w:r>
@@ -40,17 +38,16 @@
     <w:p>
       <w:pPr>
         <w:rPr>
-          <w:rFonts w:hint="eastAsia" w:eastAsiaTheme="minorEastAsia"/>
-          <w:lang w:eastAsia="zh-CN"/>
-        </w:rPr>
-      </w:pPr>
-      <w:r>
-        <w:rPr>
-          <w:rFonts w:hint="eastAsia" w:eastAsiaTheme="minorEastAsia"/>
-          <w:lang w:eastAsia="zh-CN"/>
+          <w:rFonts w:hint="eastAsia"/>
+        </w:rPr>
+      </w:pPr>
+      <w:r>
+        <w:rPr>
+          <w:rFonts w:hint="eastAsia"/>
+          <w:noProof/>
         </w:rPr>
         <w:drawing>
-          <wp:inline distT="0" distB="0" distL="114300" distR="114300">
+          <wp:inline distT="0" distB="0" distL="114300" distR="114300" wp14:anchorId="1305565E" wp14:editId="4ECF176F">
             <wp:extent cx="5266690" cy="3837305"/>
             <wp:effectExtent l="0" t="0" r="6350" b="3175"/>
             <wp:docPr id="1" name="图片 1" descr="关卡1基础测试-测试1"/>
@@ -91,22 +88,19 @@
     <w:p>
       <w:pPr>
         <w:rPr>
-          <w:rFonts w:hint="eastAsia" w:eastAsiaTheme="minorEastAsia"/>
-          <w:lang w:eastAsia="zh-CN"/>
-        </w:rPr>
-      </w:pPr>
-    </w:p>
-    <w:p>
-      <w:pPr>
-        <w:rPr>
-          <w:rFonts w:hint="default" w:eastAsiaTheme="minorEastAsia"/>
-          <w:lang w:val="en-US" w:eastAsia="zh-CN"/>
-        </w:rPr>
-      </w:pPr>
-      <w:r>
-        <w:rPr>
-          <w:rFonts w:hint="eastAsia"/>
-          <w:lang w:val="en-US" w:eastAsia="zh-CN"/>
+          <w:rFonts w:hint="eastAsia"/>
+        </w:rPr>
+      </w:pPr>
+    </w:p>
+    <w:p>
+      <w:pPr>
+        <w:rPr>
+          <w:rFonts w:hint="eastAsia"/>
+        </w:rPr>
+      </w:pPr>
+      <w:r>
+        <w:rPr>
+          <w:rFonts w:hint="eastAsia"/>
         </w:rPr>
         <w:t>测试2：</w:t>
       </w:r>
@@ -115,16 +109,15 @@
       <w:pPr>
         <w:rPr>
           <w:rFonts w:hint="eastAsia"/>
-          <w:lang w:val="en-US" w:eastAsia="zh-CN"/>
-        </w:rPr>
-      </w:pPr>
-      <w:r>
-        <w:rPr>
-          <w:rFonts w:hint="eastAsia" w:eastAsiaTheme="minorEastAsia"/>
-          <w:lang w:eastAsia="zh-CN"/>
+        </w:rPr>
+      </w:pPr>
+      <w:r>
+        <w:rPr>
+          <w:rFonts w:hint="eastAsia"/>
+          <w:noProof/>
         </w:rPr>
         <w:drawing>
-          <wp:inline distT="0" distB="0" distL="114300" distR="114300">
+          <wp:inline distT="0" distB="0" distL="114300" distR="114300" wp14:anchorId="79C2DB82" wp14:editId="436BF06E">
             <wp:extent cx="5269865" cy="3749675"/>
             <wp:effectExtent l="0" t="0" r="3175" b="14605"/>
             <wp:docPr id="2" name="图片 2" descr="关卡1基础测试-测试2"/>
@@ -165,44 +158,53 @@
     <w:p>
       <w:pPr>
         <w:rPr>
-          <w:rFonts w:hint="eastAsia" w:eastAsiaTheme="minorEastAsia"/>
-          <w:lang w:eastAsia="zh-CN"/>
-        </w:rPr>
-      </w:pPr>
-      <w:r>
-        <w:rPr>
-          <w:rFonts w:hint="eastAsia" w:eastAsiaTheme="minorEastAsia"/>
-          <w:lang w:eastAsia="zh-CN"/>
-        </w:rPr>
+          <w:rFonts w:hint="eastAsia"/>
+        </w:rPr>
+      </w:pPr>
+      <w:r>
+        <w:rPr>
+          <w:rFonts w:hint="eastAsia"/>
+        </w:rPr>
+        <w:lastRenderedPageBreak/>
         <w:t>测试步骤：在GUI输入8bit明文和10bit密钥，点击加密生成密文，再将密文解密还原。</w:t>
       </w:r>
     </w:p>
     <w:p>
       <w:pPr>
         <w:rPr>
-          <w:rFonts w:hint="eastAsia" w:eastAsiaTheme="minorEastAsia"/>
-          <w:lang w:eastAsia="zh-CN"/>
-        </w:rPr>
-      </w:pPr>
-      <w:r>
-        <w:rPr>
-          <w:rFonts w:hint="eastAsia" w:eastAsiaTheme="minorEastAsia"/>
-          <w:lang w:eastAsia="zh-CN"/>
-        </w:rPr>
-        <w:t>原因：S-DES是一个典型的对称密码算法，其核心在于置换盒（P-Box）和S盒（S-Box）的严格映射。根据公式 C = IP⁻¹(fₖ₂(SW(fₖ₁(IP(P)))))，只要置换表数据准确，加解密具有唯一确定性。</w:t>
-      </w:r>
-    </w:p>
-    <w:p>
-      <w:pPr>
-        <w:rPr>
-          <w:rFonts w:hint="eastAsia" w:eastAsiaTheme="minorEastAsia"/>
-          <w:lang w:eastAsia="zh-CN"/>
-        </w:rPr>
-      </w:pPr>
-      <w:r>
-        <w:rPr>
-          <w:rFonts w:hint="eastAsia" w:eastAsiaTheme="minorEastAsia"/>
-          <w:lang w:eastAsia="zh-CN"/>
+          <w:rFonts w:hint="eastAsia"/>
+        </w:rPr>
+      </w:pPr>
+      <w:r>
+        <w:rPr>
+          <w:rFonts w:hint="eastAsia"/>
+        </w:rPr>
+        <w:t>原因：S-DES是一个典型的对称密码算法，其核心在于置换盒（P-Box）和S盒（S-Box）的严格映射。根据公式 C = IP⁻¹(fₖ₂(SW(fₖ₁(IP</w:t>
+      </w:r>
+      <w:proofErr w:type="gramStart"/>
+      <w:r>
+        <w:rPr>
+          <w:rFonts w:hint="eastAsia"/>
+        </w:rPr>
+        <w:t>(P)</w:t>
+      </w:r>
+      <w:proofErr w:type="gramEnd"/>
+      <w:r>
+        <w:rPr>
+          <w:rFonts w:hint="eastAsia"/>
+        </w:rPr>
+        <w:t>))))，只要置换表数据准确，加解密具有唯一确定性。</w:t>
+      </w:r>
+    </w:p>
+    <w:p>
+      <w:pPr>
+        <w:rPr>
+          <w:rFonts w:hint="eastAsia"/>
+        </w:rPr>
+      </w:pPr>
+      <w:r>
+        <w:rPr>
+          <w:rFonts w:hint="eastAsia"/>
         </w:rPr>
         <w:t>结论：通过对固定8bit明文与10bit密钥的输入，GUI成功输出了8bit密文。将密文重新输入解密后，完美还原了原文。证明了基础代码逻辑和密钥扩展逻辑完全正确。</w:t>
       </w:r>
@@ -210,8 +212,7 @@
     <w:p>
       <w:pPr>
         <w:rPr>
-          <w:rFonts w:hint="default"/>
-          <w:lang w:val="en-US" w:eastAsia="zh-CN"/>
+          <w:rFonts w:hint="eastAsia"/>
         </w:rPr>
       </w:pPr>
     </w:p>
@@ -238,14 +239,12 @@
     <w:p>
       <w:pPr>
         <w:rPr>
-          <w:rFonts w:hint="default" w:eastAsiaTheme="minorEastAsia"/>
-          <w:lang w:val="en-US" w:eastAsia="zh-CN"/>
-        </w:rPr>
-      </w:pPr>
-      <w:r>
-        <w:rPr>
-          <w:rFonts w:hint="eastAsia"/>
-          <w:lang w:val="en-US" w:eastAsia="zh-CN"/>
+          <w:rFonts w:hint="eastAsia"/>
+        </w:rPr>
+      </w:pPr>
+      <w:r>
+        <w:rPr>
+          <w:rFonts w:hint="eastAsia"/>
         </w:rPr>
         <w:t>1-A组</w:t>
       </w:r>
@@ -253,17 +252,16 @@
     <w:p>
       <w:pPr>
         <w:rPr>
-          <w:rFonts w:hint="eastAsia" w:eastAsiaTheme="minorEastAsia"/>
-          <w:lang w:eastAsia="zh-CN"/>
-        </w:rPr>
-      </w:pPr>
-      <w:r>
-        <w:rPr>
-          <w:rFonts w:hint="eastAsia" w:eastAsiaTheme="minorEastAsia"/>
-          <w:lang w:eastAsia="zh-CN"/>
+          <w:rFonts w:hint="eastAsia"/>
+        </w:rPr>
+      </w:pPr>
+      <w:r>
+        <w:rPr>
+          <w:rFonts w:hint="eastAsia"/>
+          <w:noProof/>
         </w:rPr>
         <w:drawing>
-          <wp:inline distT="0" distB="0" distL="114300" distR="114300">
+          <wp:inline distT="0" distB="0" distL="114300" distR="114300" wp14:anchorId="1EF37C83" wp14:editId="7DFC6B2D">
             <wp:extent cx="5267325" cy="4001135"/>
             <wp:effectExtent l="0" t="0" r="5715" b="6985"/>
             <wp:docPr id="4" name="图片 4" descr="关卡2交叉测试1-A组"/>
@@ -304,14 +302,12 @@
     <w:p>
       <w:pPr>
         <w:rPr>
-          <w:rFonts w:hint="default" w:eastAsiaTheme="minorEastAsia"/>
-          <w:lang w:val="en-US" w:eastAsia="zh-CN"/>
-        </w:rPr>
-      </w:pPr>
-      <w:r>
-        <w:rPr>
-          <w:rFonts w:hint="eastAsia"/>
-          <w:lang w:val="en-US" w:eastAsia="zh-CN"/>
+          <w:rFonts w:hint="eastAsia"/>
+        </w:rPr>
+      </w:pPr>
+      <w:r>
+        <w:rPr>
+          <w:rFonts w:hint="eastAsia"/>
         </w:rPr>
         <w:t>1-B组</w:t>
       </w:r>
@@ -319,17 +315,16 @@
     <w:p>
       <w:pPr>
         <w:rPr>
-          <w:rFonts w:hint="eastAsia" w:eastAsiaTheme="minorEastAsia"/>
-          <w:lang w:eastAsia="zh-CN"/>
-        </w:rPr>
-      </w:pPr>
-      <w:r>
-        <w:rPr>
-          <w:rFonts w:hint="eastAsia" w:eastAsiaTheme="minorEastAsia"/>
-          <w:lang w:eastAsia="zh-CN"/>
+          <w:rFonts w:hint="eastAsia"/>
+        </w:rPr>
+      </w:pPr>
+      <w:r>
+        <w:rPr>
+          <w:rFonts w:hint="eastAsia"/>
+          <w:noProof/>
         </w:rPr>
         <w:drawing>
-          <wp:inline distT="0" distB="0" distL="114300" distR="114300">
+          <wp:inline distT="0" distB="0" distL="114300" distR="114300" wp14:anchorId="57A8A963" wp14:editId="7C772788">
             <wp:extent cx="5273040" cy="2227580"/>
             <wp:effectExtent l="0" t="0" r="0" b="12700"/>
             <wp:docPr id="3" name="图片 3" descr="关卡2交叉测试1-B组"/>
@@ -370,22 +365,19 @@
     <w:p>
       <w:pPr>
         <w:rPr>
-          <w:rFonts w:hint="eastAsia" w:eastAsiaTheme="minorEastAsia"/>
-          <w:lang w:eastAsia="zh-CN"/>
-        </w:rPr>
-      </w:pPr>
-    </w:p>
-    <w:p>
-      <w:pPr>
-        <w:rPr>
-          <w:rFonts w:hint="default" w:eastAsiaTheme="minorEastAsia"/>
-          <w:lang w:val="en-US" w:eastAsia="zh-CN"/>
-        </w:rPr>
-      </w:pPr>
-      <w:r>
-        <w:rPr>
-          <w:rFonts w:hint="eastAsia"/>
-          <w:lang w:val="en-US" w:eastAsia="zh-CN"/>
+          <w:rFonts w:hint="eastAsia"/>
+        </w:rPr>
+      </w:pPr>
+    </w:p>
+    <w:p>
+      <w:pPr>
+        <w:rPr>
+          <w:rFonts w:hint="eastAsia"/>
+        </w:rPr>
+      </w:pPr>
+      <w:r>
+        <w:rPr>
+          <w:rFonts w:hint="eastAsia"/>
         </w:rPr>
         <w:t>2-A组</w:t>
       </w:r>
@@ -393,17 +385,16 @@
     <w:p>
       <w:pPr>
         <w:rPr>
-          <w:rFonts w:hint="eastAsia" w:eastAsiaTheme="minorEastAsia"/>
-          <w:lang w:eastAsia="zh-CN"/>
-        </w:rPr>
-      </w:pPr>
-      <w:r>
-        <w:rPr>
-          <w:rFonts w:hint="eastAsia" w:eastAsiaTheme="minorEastAsia"/>
-          <w:lang w:eastAsia="zh-CN"/>
+          <w:rFonts w:hint="eastAsia"/>
+        </w:rPr>
+      </w:pPr>
+      <w:r>
+        <w:rPr>
+          <w:rFonts w:hint="eastAsia"/>
+          <w:noProof/>
         </w:rPr>
         <w:drawing>
-          <wp:inline distT="0" distB="0" distL="114300" distR="114300">
+          <wp:inline distT="0" distB="0" distL="114300" distR="114300" wp14:anchorId="0234942E" wp14:editId="36256148">
             <wp:extent cx="5269230" cy="4006850"/>
             <wp:effectExtent l="0" t="0" r="3810" b="1270"/>
             <wp:docPr id="5" name="图片 5" descr="关卡2交叉测试2-A组"/>
@@ -444,14 +435,12 @@
     <w:p>
       <w:pPr>
         <w:rPr>
-          <w:rFonts w:hint="default" w:eastAsiaTheme="minorEastAsia"/>
-          <w:lang w:val="en-US" w:eastAsia="zh-CN"/>
-        </w:rPr>
-      </w:pPr>
-      <w:r>
-        <w:rPr>
-          <w:rFonts w:hint="eastAsia"/>
-          <w:lang w:val="en-US" w:eastAsia="zh-CN"/>
+          <w:rFonts w:hint="eastAsia"/>
+        </w:rPr>
+      </w:pPr>
+      <w:r>
+        <w:rPr>
+          <w:rFonts w:hint="eastAsia"/>
         </w:rPr>
         <w:t>2-B组</w:t>
       </w:r>
@@ -459,17 +448,16 @@
     <w:p>
       <w:pPr>
         <w:rPr>
-          <w:rFonts w:hint="eastAsia" w:eastAsiaTheme="minorEastAsia"/>
-          <w:lang w:eastAsia="zh-CN"/>
-        </w:rPr>
-      </w:pPr>
-      <w:r>
-        <w:rPr>
-          <w:rFonts w:hint="eastAsia" w:eastAsiaTheme="minorEastAsia"/>
-          <w:lang w:eastAsia="zh-CN"/>
+          <w:rFonts w:hint="eastAsia"/>
+        </w:rPr>
+      </w:pPr>
+      <w:r>
+        <w:rPr>
+          <w:rFonts w:hint="eastAsia"/>
+          <w:noProof/>
         </w:rPr>
         <w:drawing>
-          <wp:inline distT="0" distB="0" distL="114300" distR="114300">
+          <wp:inline distT="0" distB="0" distL="114300" distR="114300" wp14:anchorId="5311E651" wp14:editId="70BD9620">
             <wp:extent cx="5269865" cy="1908810"/>
             <wp:effectExtent l="0" t="0" r="3175" b="11430"/>
             <wp:docPr id="6" name="图片 6" descr="关卡2交叉测试2-B组"/>
@@ -570,6 +558,7 @@
         <w:rPr>
           <w:rFonts w:hint="eastAsia"/>
         </w:rPr>
+        <w:lastRenderedPageBreak/>
         <w:t>关卡3 扩展功能</w:t>
       </w:r>
     </w:p>
@@ -583,14 +572,12 @@
     <w:p>
       <w:pPr>
         <w:rPr>
-          <w:rFonts w:hint="default" w:eastAsiaTheme="minorEastAsia"/>
-          <w:lang w:val="en-US" w:eastAsia="zh-CN"/>
-        </w:rPr>
-      </w:pPr>
-      <w:r>
-        <w:rPr>
-          <w:rFonts w:hint="eastAsia"/>
-          <w:lang w:val="en-US" w:eastAsia="zh-CN"/>
+          <w:rFonts w:hint="eastAsia"/>
+        </w:rPr>
+      </w:pPr>
+      <w:r>
+        <w:rPr>
+          <w:rFonts w:hint="eastAsia"/>
         </w:rPr>
         <w:t>功能扩展1</w:t>
       </w:r>
@@ -598,17 +585,16 @@
     <w:p>
       <w:pPr>
         <w:rPr>
-          <w:rFonts w:hint="eastAsia" w:eastAsiaTheme="minorEastAsia"/>
-          <w:lang w:eastAsia="zh-CN"/>
-        </w:rPr>
-      </w:pPr>
-      <w:r>
-        <w:rPr>
-          <w:rFonts w:hint="eastAsia" w:eastAsiaTheme="minorEastAsia"/>
-          <w:lang w:eastAsia="zh-CN"/>
+          <w:rFonts w:hint="eastAsia"/>
+        </w:rPr>
+      </w:pPr>
+      <w:r>
+        <w:rPr>
+          <w:rFonts w:hint="eastAsia"/>
+          <w:noProof/>
         </w:rPr>
         <w:drawing>
-          <wp:inline distT="0" distB="0" distL="114300" distR="114300">
+          <wp:inline distT="0" distB="0" distL="114300" distR="114300" wp14:anchorId="34354EA0" wp14:editId="7C16137B">
             <wp:extent cx="5272405" cy="3869690"/>
             <wp:effectExtent l="0" t="0" r="635" b="1270"/>
             <wp:docPr id="8" name="图片 8" descr="关卡3 功能扩展1"/>
@@ -649,14 +635,12 @@
     <w:p>
       <w:pPr>
         <w:rPr>
-          <w:rFonts w:hint="default" w:eastAsiaTheme="minorEastAsia"/>
-          <w:lang w:val="en-US" w:eastAsia="zh-CN"/>
-        </w:rPr>
-      </w:pPr>
-      <w:r>
-        <w:rPr>
-          <w:rFonts w:hint="eastAsia"/>
-          <w:lang w:val="en-US" w:eastAsia="zh-CN"/>
+          <w:rFonts w:hint="eastAsia"/>
+        </w:rPr>
+      </w:pPr>
+      <w:r>
+        <w:rPr>
+          <w:rFonts w:hint="eastAsia"/>
         </w:rPr>
         <w:t>功能扩展2</w:t>
       </w:r>
@@ -664,17 +648,16 @@
     <w:p>
       <w:pPr>
         <w:rPr>
-          <w:rFonts w:hint="eastAsia" w:eastAsiaTheme="minorEastAsia"/>
-          <w:lang w:eastAsia="zh-CN"/>
-        </w:rPr>
-      </w:pPr>
-      <w:r>
-        <w:rPr>
-          <w:rFonts w:hint="eastAsia" w:eastAsiaTheme="minorEastAsia"/>
-          <w:lang w:eastAsia="zh-CN"/>
+          <w:rFonts w:hint="eastAsia"/>
+        </w:rPr>
+      </w:pPr>
+      <w:r>
+        <w:rPr>
+          <w:rFonts w:hint="eastAsia"/>
+          <w:noProof/>
         </w:rPr>
         <w:drawing>
-          <wp:inline distT="0" distB="0" distL="114300" distR="114300">
+          <wp:inline distT="0" distB="0" distL="114300" distR="114300" wp14:anchorId="75F66132" wp14:editId="07FBC3C3">
             <wp:extent cx="5266055" cy="3840480"/>
             <wp:effectExtent l="0" t="0" r="6985" b="0"/>
             <wp:docPr id="7" name="图片 7" descr="关卡3 功能扩展2"/>
@@ -722,7 +705,22 @@
         <w:rPr>
           <w:rFonts w:hint="eastAsia"/>
         </w:rPr>
-        <w:t>测试步骤：输入英数字字符串 a1b2c3d4e5 与中文字符串 信息安全，密钥 10101010 加密，输出 \uXXXX 格式十六进制密文。</w:t>
+        <w:lastRenderedPageBreak/>
+        <w:t>测试步骤：输入英数字字符串 a1b2c3d4e5 与中文字符串 信息安全，密钥 10101010 加密，输出 \</w:t>
+      </w:r>
+      <w:proofErr w:type="spellStart"/>
+      <w:r>
+        <w:rPr>
+          <w:rFonts w:hint="eastAsia"/>
+        </w:rPr>
+        <w:t>uXXXX</w:t>
+      </w:r>
+      <w:proofErr w:type="spellEnd"/>
+      <w:r>
+        <w:rPr>
+          <w:rFonts w:hint="eastAsia"/>
+        </w:rPr>
+        <w:t xml:space="preserve"> 格式十六进制密文。</w:t>
       </w:r>
     </w:p>
     <w:p>
@@ -779,47 +777,86 @@
       </w:pPr>
     </w:p>
     <w:p>
-      <w:pPr>
-        <w:rPr>
-          <w:rFonts w:hint="eastAsia"/>
-        </w:rPr>
-      </w:pPr>
-      <w:r>
-        <w:rPr>
-          <w:rFonts w:hint="eastAsia"/>
-          <w:lang w:val="en-US" w:eastAsia="zh-CN"/>
-        </w:rPr>
-        <w:t>暴力测试视频：</w:t>
-      </w:r>
-    </w:p>
-    <w:p>
-      <w:pPr>
-        <w:rPr>
-          <w:rFonts w:hint="eastAsia" w:eastAsiaTheme="minorEastAsia"/>
-          <w:lang w:eastAsia="zh-CN"/>
-        </w:rPr>
-      </w:pPr>
-      <w:r>
-        <w:rPr>
-          <w:rFonts w:hint="eastAsia" w:eastAsiaTheme="minorEastAsia"/>
-          <w:lang w:eastAsia="zh-CN"/>
-        </w:rPr>
-        <w:object>
-          <v:shape id="_x0000_i1025" o:spt="75" type="#_x0000_t75" style="height:65.4pt;width:72.6pt;" o:ole="t" filled="f" o:preferrelative="t" stroked="f" coordsize="21600,21600">
-            <v:fill on="f" focussize="0,0"/>
-            <v:stroke on="f"/>
-            <v:imagedata r:id="rId13" o:title=""/>
-            <o:lock v:ext="edit" aspectratio="t"/>
-            <w10:wrap type="none"/>
-            <w10:anchorlock/>
-          </v:shape>
-          <o:OLEObject Type="Embed" ProgID="Package" ShapeID="_x0000_i1025" DrawAspect="Icon" ObjectID="_1468075725" r:id="rId12">
-            <o:LockedField>false</o:LockedField>
-          </o:OLEObject>
-        </w:object>
-      </w:r>
-      <w:bookmarkStart w:id="0" w:name="_GoBack"/>
-      <w:bookmarkEnd w:id="0"/>
+      <w:r>
+        <w:rPr>
+          <w:rFonts w:hint="eastAsia"/>
+        </w:rPr>
+        <w:t>暴力测试</w:t>
+      </w:r>
+      <w:r>
+        <w:rPr>
+          <w:rFonts w:hint="eastAsia"/>
+        </w:rPr>
+        <w:t>gif</w:t>
+      </w:r>
+    </w:p>
+    <w:p>
+      <w:pPr>
+        <w:rPr>
+          <w:rFonts w:hint="eastAsia"/>
+        </w:rPr>
+      </w:pPr>
+      <w:r>
+        <w:rPr>
+          <w:rFonts w:hint="eastAsia"/>
+          <w:noProof/>
+        </w:rPr>
+        <w:drawing>
+          <wp:inline distT="0" distB="0" distL="0" distR="0" wp14:anchorId="148D9684" wp14:editId="75968D26">
+            <wp:extent cx="5270500" cy="4019550"/>
+            <wp:effectExtent l="0" t="0" r="6350" b="0"/>
+            <wp:docPr id="499309" name="图片 1"/>
+            <wp:cNvGraphicFramePr>
+              <a:graphicFrameLocks xmlns:a="http://schemas.openxmlformats.org/drawingml/2006/main" noChangeAspect="1"/>
+            </wp:cNvGraphicFramePr>
+            <a:graphic xmlns:a="http://schemas.openxmlformats.org/drawingml/2006/main">
+              <a:graphicData uri="http://schemas.openxmlformats.org/drawingml/2006/picture">
+                <pic:pic xmlns:pic="http://schemas.openxmlformats.org/drawingml/2006/picture">
+                  <pic:nvPicPr>
+                    <pic:cNvPr id="0" name="Picture 3"/>
+                    <pic:cNvPicPr>
+                      <a:picLocks noChangeAspect="1" noChangeArrowheads="1"/>
+                    </pic:cNvPicPr>
+                  </pic:nvPicPr>
+                  <pic:blipFill>
+                    <a:blip r:embed="rId12">
+                      <a:extLst>
+                        <a:ext uri="{28A0092B-C50C-407E-A947-70E740481C1C}">
+                          <a14:useLocalDpi xmlns:a14="http://schemas.microsoft.com/office/drawing/2010/main" val="0"/>
+                        </a:ext>
+                      </a:extLst>
+                    </a:blip>
+                    <a:srcRect/>
+                    <a:stretch>
+                      <a:fillRect/>
+                    </a:stretch>
+                  </pic:blipFill>
+                  <pic:spPr bwMode="auto">
+                    <a:xfrm>
+                      <a:off x="0" y="0"/>
+                      <a:ext cx="5270500" cy="4019550"/>
+                    </a:xfrm>
+                    <a:prstGeom prst="rect">
+                      <a:avLst/>
+                    </a:prstGeom>
+                    <a:noFill/>
+                    <a:ln>
+                      <a:noFill/>
+                    </a:ln>
+                  </pic:spPr>
+                </pic:pic>
+              </a:graphicData>
+            </a:graphic>
+          </wp:inline>
+        </w:drawing>
+      </w:r>
+    </w:p>
+    <w:p>
+      <w:pPr>
+        <w:rPr>
+          <w:rFonts w:hint="eastAsia"/>
+        </w:rPr>
+      </w:pPr>
     </w:p>
     <w:p>
       <w:pPr>
@@ -890,14 +927,12 @@
     <w:p>
       <w:pPr>
         <w:rPr>
-          <w:rFonts w:hint="default" w:eastAsiaTheme="minorEastAsia"/>
-          <w:lang w:val="en-US" w:eastAsia="zh-CN"/>
-        </w:rPr>
-      </w:pPr>
-      <w:r>
-        <w:rPr>
-          <w:rFonts w:hint="eastAsia"/>
-          <w:lang w:val="en-US" w:eastAsia="zh-CN"/>
+          <w:rFonts w:hint="eastAsia"/>
+        </w:rPr>
+      </w:pPr>
+      <w:r>
+        <w:rPr>
+          <w:rFonts w:hint="eastAsia"/>
         </w:rPr>
         <w:t>封闭测试1</w:t>
       </w:r>
@@ -905,17 +940,17 @@
     <w:p>
       <w:pPr>
         <w:rPr>
-          <w:rFonts w:hint="eastAsia" w:eastAsiaTheme="minorEastAsia"/>
-          <w:lang w:eastAsia="zh-CN"/>
-        </w:rPr>
-      </w:pPr>
-      <w:r>
-        <w:rPr>
-          <w:rFonts w:hint="eastAsia" w:eastAsiaTheme="minorEastAsia"/>
-          <w:lang w:eastAsia="zh-CN"/>
-        </w:rPr>
+          <w:rFonts w:hint="eastAsia"/>
+        </w:rPr>
+      </w:pPr>
+      <w:r>
+        <w:rPr>
+          <w:rFonts w:hint="eastAsia"/>
+          <w:noProof/>
+        </w:rPr>
+        <w:lastRenderedPageBreak/>
         <w:drawing>
-          <wp:inline distT="0" distB="0" distL="114300" distR="114300">
+          <wp:inline distT="0" distB="0" distL="114300" distR="114300" wp14:anchorId="53C2434D" wp14:editId="5E9CD509">
             <wp:extent cx="5269230" cy="4038600"/>
             <wp:effectExtent l="0" t="0" r="3810" b="0"/>
             <wp:docPr id="10" name="图片 10" descr="关卡5 封闭测试1"/>
@@ -932,7 +967,7 @@
                     </pic:cNvPicPr>
                   </pic:nvPicPr>
                   <pic:blipFill>
-                    <a:blip r:embed="rId14"/>
+                    <a:blip r:embed="rId13"/>
                     <a:stretch>
                       <a:fillRect/>
                     </a:stretch>
@@ -956,22 +991,19 @@
     <w:p>
       <w:pPr>
         <w:rPr>
-          <w:rFonts w:hint="eastAsia" w:eastAsiaTheme="minorEastAsia"/>
-          <w:lang w:eastAsia="zh-CN"/>
-        </w:rPr>
-      </w:pPr>
-    </w:p>
-    <w:p>
-      <w:pPr>
-        <w:rPr>
-          <w:rFonts w:hint="default" w:eastAsiaTheme="minorEastAsia"/>
-          <w:lang w:val="en-US" w:eastAsia="zh-CN"/>
-        </w:rPr>
-      </w:pPr>
-      <w:r>
-        <w:rPr>
-          <w:rFonts w:hint="eastAsia"/>
-          <w:lang w:val="en-US" w:eastAsia="zh-CN"/>
+          <w:rFonts w:hint="eastAsia"/>
+        </w:rPr>
+      </w:pPr>
+    </w:p>
+    <w:p>
+      <w:pPr>
+        <w:rPr>
+          <w:rFonts w:hint="eastAsia"/>
+        </w:rPr>
+      </w:pPr>
+      <w:r>
+        <w:rPr>
+          <w:rFonts w:hint="eastAsia"/>
         </w:rPr>
         <w:t>封闭测试2</w:t>
       </w:r>
@@ -984,11 +1016,11 @@
       </w:pPr>
       <w:r>
         <w:rPr>
-          <w:rFonts w:hint="eastAsia" w:eastAsiaTheme="minorEastAsia"/>
-          <w:lang w:eastAsia="zh-CN"/>
+          <w:rFonts w:hint="eastAsia"/>
+          <w:noProof/>
         </w:rPr>
         <w:drawing>
-          <wp:inline distT="0" distB="0" distL="114300" distR="114300">
+          <wp:inline distT="0" distB="0" distL="114300" distR="114300" wp14:anchorId="41A5A1F8" wp14:editId="0A438FEC">
             <wp:extent cx="5273675" cy="4007485"/>
             <wp:effectExtent l="0" t="0" r="14605" b="635"/>
             <wp:docPr id="9" name="图片 9" descr="关卡5封闭测试2"/>
@@ -1005,7 +1037,7 @@
                     </pic:cNvPicPr>
                   </pic:nvPicPr>
                   <pic:blipFill>
-                    <a:blip r:embed="rId15"/>
+                    <a:blip r:embed="rId14"/>
                     <a:stretch>
                       <a:fillRect/>
                     </a:stretch>
@@ -1036,7 +1068,22 @@
         <w:rPr>
           <w:rFonts w:hint="eastAsia"/>
         </w:rPr>
-        <w:t>测试步骤：固定明文P（如 00000000 ），遍历全部1024个密钥，统计产生相同密文C的密钥数量和分布。</w:t>
+        <w:lastRenderedPageBreak/>
+        <w:t>测试步骤：固定明文P（如 00000000</w:t>
+      </w:r>
+      <w:proofErr w:type="gramStart"/>
+      <w:r>
+        <w:rPr>
+          <w:rFonts w:hint="eastAsia"/>
+        </w:rPr>
+        <w:t xml:space="preserve"> ）</w:t>
+      </w:r>
+      <w:proofErr w:type="gramEnd"/>
+      <w:r>
+        <w:rPr>
+          <w:rFonts w:hint="eastAsia"/>
+        </w:rPr>
+        <w:t>，遍历全部1024个密钥，统计产生相同密文C的密钥数量和分布。</w:t>
       </w:r>
     </w:p>
     <w:p>
@@ -1068,299 +1115,423 @@
     <w:sectPr>
       <w:pgSz w:w="11906" w:h="16838"/>
       <w:pgMar w:top="1440" w:right="1800" w:bottom="1440" w:left="1800" w:header="851" w:footer="992" w:gutter="0"/>
-      <w:cols w:space="425" w:num="1"/>
-      <w:docGrid w:type="lines" w:linePitch="312" w:charSpace="0"/>
+      <w:cols w:space="425"/>
+      <w:docGrid w:type="lines" w:linePitch="312"/>
     </w:sectPr>
   </w:body>
 </w:document>
 </file>
 
 <file path=word/styles.xml><?xml version="1.0" encoding="utf-8"?>
-<w:styles xmlns:mc="http://schemas.openxmlformats.org/markup-compatibility/2006" xmlns:o="urn:schemas-microsoft-com:office:office" xmlns:r="http://schemas.openxmlformats.org/officeDocument/2006/relationships" xmlns:m="http://schemas.openxmlformats.org/officeDocument/2006/math" xmlns:v="urn:schemas-microsoft-com:vml" xmlns:w="http://schemas.openxmlformats.org/wordprocessingml/2006/main" xmlns:w14="http://schemas.microsoft.com/office/word/2010/wordml" xmlns:w10="urn:schemas-microsoft-com:office:word" xmlns:sl="http://schemas.openxmlformats.org/schemaLibrary/2006/main" xmlns:wpsCustomData="http://www.wps.cn/officeDocument/2013/wpsCustomData" mc:Ignorable="w14">
+<w:styles xmlns:mc="http://schemas.openxmlformats.org/markup-compatibility/2006" xmlns:r="http://schemas.openxmlformats.org/officeDocument/2006/relationships" xmlns:w="http://schemas.openxmlformats.org/wordprocessingml/2006/main" xmlns:w14="http://schemas.microsoft.com/office/word/2010/wordml" xmlns:w15="http://schemas.microsoft.com/office/word/2012/wordml" xmlns:w16cex="http://schemas.microsoft.com/office/word/2018/wordml/cex" xmlns:w16cid="http://schemas.microsoft.com/office/word/2016/wordml/cid" xmlns:w16="http://schemas.microsoft.com/office/word/2018/wordml" xmlns:w16du="http://schemas.microsoft.com/office/word/2023/wordml/word16du" xmlns:w16sdtdh="http://schemas.microsoft.com/office/word/2020/wordml/sdtdatahash" xmlns:w16sdtfl="http://schemas.microsoft.com/office/word/2024/wordml/sdtformatlock" xmlns:w16se="http://schemas.microsoft.com/office/word/2015/wordml/symex" mc:Ignorable="w14 w15 w16se w16cid w16 w16cex w16sdtdh w16sdtfl w16du">
   <w:docDefaults>
     <w:rPrDefault>
       <w:rPr>
-        <w:rFonts w:ascii="Times New Roman" w:hAnsi="Times New Roman" w:eastAsia="宋体" w:cs="Times New Roman"/>
+        <w:rFonts w:ascii="Times New Roman" w:eastAsia="宋体" w:hAnsi="Times New Roman" w:cs="Times New Roman"/>
+        <w:lang w:val="en-US" w:eastAsia="zh-CN" w:bidi="ar-SA"/>
       </w:rPr>
     </w:rPrDefault>
     <w:pPrDefault/>
   </w:docDefaults>
-  <w:latentStyles w:count="260" w:defQFormat="0" w:defUnhideWhenUsed="1" w:defSemiHidden="1" w:defUIPriority="99" w:defLockedState="0">
-    <w:lsdException w:qFormat="1" w:unhideWhenUsed="0" w:uiPriority="0" w:semiHidden="0" w:name="Normal"/>
-    <w:lsdException w:qFormat="1" w:unhideWhenUsed="0" w:uiPriority="9" w:semiHidden="0" w:name="heading 1"/>
-    <w:lsdException w:qFormat="1" w:uiPriority="9" w:name="heading 2"/>
-    <w:lsdException w:qFormat="1" w:uiPriority="9" w:name="heading 3"/>
-    <w:lsdException w:qFormat="1" w:uiPriority="9" w:name="heading 4"/>
-    <w:lsdException w:qFormat="1" w:uiPriority="9" w:name="heading 5"/>
-    <w:lsdException w:qFormat="1" w:uiPriority="9" w:name="heading 6"/>
-    <w:lsdException w:qFormat="1" w:uiPriority="9" w:name="heading 7"/>
-    <w:lsdException w:qFormat="1" w:uiPriority="9" w:name="heading 8"/>
-    <w:lsdException w:qFormat="1" w:uiPriority="9" w:name="heading 9"/>
-    <w:lsdException w:uiPriority="99" w:name="index 1"/>
-    <w:lsdException w:uiPriority="99" w:name="index 2"/>
-    <w:lsdException w:uiPriority="99" w:name="index 3"/>
-    <w:lsdException w:uiPriority="99" w:name="index 4"/>
-    <w:lsdException w:uiPriority="99" w:name="index 5"/>
-    <w:lsdException w:uiPriority="99" w:name="index 6"/>
-    <w:lsdException w:uiPriority="99" w:name="index 7"/>
-    <w:lsdException w:uiPriority="99" w:name="index 8"/>
-    <w:lsdException w:uiPriority="99" w:name="index 9"/>
-    <w:lsdException w:uiPriority="39" w:name="toc 1"/>
-    <w:lsdException w:uiPriority="39" w:name="toc 2"/>
-    <w:lsdException w:uiPriority="39" w:name="toc 3"/>
-    <w:lsdException w:uiPriority="39" w:name="toc 4"/>
-    <w:lsdException w:uiPriority="39" w:name="toc 5"/>
-    <w:lsdException w:uiPriority="39" w:name="toc 6"/>
-    <w:lsdException w:uiPriority="39" w:name="toc 7"/>
-    <w:lsdException w:uiPriority="39" w:name="toc 8"/>
-    <w:lsdException w:uiPriority="39" w:name="toc 9"/>
-    <w:lsdException w:uiPriority="99" w:name="Normal Indent"/>
-    <w:lsdException w:uiPriority="99" w:name="footnote text"/>
-    <w:lsdException w:uiPriority="99" w:name="annotation text"/>
-    <w:lsdException w:uiPriority="99" w:name="header"/>
-    <w:lsdException w:uiPriority="99" w:name="footer"/>
-    <w:lsdException w:uiPriority="99" w:name="index heading"/>
-    <w:lsdException w:qFormat="1" w:uiPriority="35" w:name="caption"/>
-    <w:lsdException w:uiPriority="99" w:name="table of figures"/>
-    <w:lsdException w:uiPriority="99" w:name="envelope address"/>
-    <w:lsdException w:uiPriority="99" w:name="envelope return"/>
-    <w:lsdException w:uiPriority="99" w:name="footnote reference"/>
-    <w:lsdException w:uiPriority="99" w:name="annotation reference"/>
-    <w:lsdException w:uiPriority="99" w:name="line number"/>
-    <w:lsdException w:uiPriority="99" w:name="page number"/>
-    <w:lsdException w:uiPriority="99" w:name="endnote reference"/>
-    <w:lsdException w:uiPriority="99" w:name="endnote text"/>
-    <w:lsdException w:uiPriority="99" w:name="table of authorities"/>
-    <w:lsdException w:uiPriority="99" w:name="macro"/>
-    <w:lsdException w:uiPriority="99" w:name="toa heading"/>
-    <w:lsdException w:uiPriority="99" w:name="List"/>
-    <w:lsdException w:uiPriority="99" w:name="List Bullet"/>
-    <w:lsdException w:uiPriority="99" w:name="List Number"/>
-    <w:lsdException w:uiPriority="99" w:name="List 2"/>
-    <w:lsdException w:uiPriority="99" w:name="List 3"/>
-    <w:lsdException w:uiPriority="99" w:name="List 4"/>
-    <w:lsdException w:uiPriority="99" w:name="List 5"/>
-    <w:lsdException w:uiPriority="99" w:name="List Bullet 2"/>
-    <w:lsdException w:uiPriority="99" w:name="List Bullet 3"/>
-    <w:lsdException w:uiPriority="99" w:name="List Bullet 4"/>
-    <w:lsdException w:uiPriority="99" w:name="List Bullet 5"/>
-    <w:lsdException w:uiPriority="99" w:name="List Number 2"/>
-    <w:lsdException w:uiPriority="99" w:name="List Number 3"/>
-    <w:lsdException w:uiPriority="99" w:name="List Number 4"/>
-    <w:lsdException w:uiPriority="99" w:name="List Number 5"/>
-    <w:lsdException w:qFormat="1" w:unhideWhenUsed="0" w:uiPriority="10" w:semiHidden="0" w:name="Title"/>
-    <w:lsdException w:uiPriority="99" w:name="Closing"/>
-    <w:lsdException w:uiPriority="99" w:name="Signature"/>
-    <w:lsdException w:qFormat="1" w:uiPriority="1" w:name="Default Paragraph Font"/>
-    <w:lsdException w:uiPriority="99" w:name="Body Text"/>
-    <w:lsdException w:uiPriority="99" w:name="Body Text Indent"/>
-    <w:lsdException w:uiPriority="99" w:name="List Continue"/>
-    <w:lsdException w:uiPriority="99" w:name="List Continue 2"/>
-    <w:lsdException w:uiPriority="99" w:name="List Continue 3"/>
-    <w:lsdException w:uiPriority="99" w:name="List Continue 4"/>
-    <w:lsdException w:uiPriority="99" w:name="List Continue 5"/>
-    <w:lsdException w:uiPriority="99" w:name="Message Header"/>
-    <w:lsdException w:qFormat="1" w:unhideWhenUsed="0" w:uiPriority="11" w:semiHidden="0" w:name="Subtitle"/>
-    <w:lsdException w:uiPriority="99" w:name="Salutation"/>
-    <w:lsdException w:uiPriority="99" w:name="Date"/>
-    <w:lsdException w:uiPriority="99" w:name="Body Text First Indent"/>
-    <w:lsdException w:uiPriority="99" w:name="Body Text First Indent 2"/>
-    <w:lsdException w:uiPriority="99" w:name="Note Heading"/>
-    <w:lsdException w:uiPriority="99" w:name="Body Text 2"/>
-    <w:lsdException w:uiPriority="99" w:name="Body Text 3"/>
-    <w:lsdException w:uiPriority="99" w:name="Body Text Indent 2"/>
-    <w:lsdException w:uiPriority="99" w:name="Body Text Indent 3"/>
-    <w:lsdException w:uiPriority="99" w:name="Block Text"/>
-    <w:lsdException w:uiPriority="99" w:name="Hyperlink"/>
-    <w:lsdException w:uiPriority="99" w:name="FollowedHyperlink"/>
-    <w:lsdException w:qFormat="1" w:unhideWhenUsed="0" w:uiPriority="22" w:semiHidden="0" w:name="Strong"/>
-    <w:lsdException w:qFormat="1" w:unhideWhenUsed="0" w:uiPriority="20" w:semiHidden="0" w:name="Emphasis"/>
-    <w:lsdException w:uiPriority="99" w:name="Document Map"/>
-    <w:lsdException w:uiPriority="99" w:name="Plain Text"/>
-    <w:lsdException w:uiPriority="99" w:name="E-mail Signature"/>
-    <w:lsdException w:uiPriority="99" w:name="Normal (Web)"/>
-    <w:lsdException w:uiPriority="99" w:name="HTML Acronym"/>
-    <w:lsdException w:uiPriority="99" w:name="HTML Address"/>
-    <w:lsdException w:uiPriority="99" w:name="HTML Cite"/>
-    <w:lsdException w:uiPriority="99" w:name="HTML Code"/>
-    <w:lsdException w:uiPriority="99" w:name="HTML Definition"/>
-    <w:lsdException w:uiPriority="99" w:name="HTML Keyboard"/>
-    <w:lsdException w:uiPriority="99" w:name="HTML Preformatted"/>
-    <w:lsdException w:uiPriority="99" w:name="HTML Sample"/>
-    <w:lsdException w:uiPriority="99" w:name="HTML Typewriter"/>
-    <w:lsdException w:uiPriority="99" w:name="HTML Variable"/>
-    <w:lsdException w:qFormat="1" w:uiPriority="99" w:name="Normal Table"/>
-    <w:lsdException w:uiPriority="99" w:name="annotation subject"/>
-    <w:lsdException w:uiPriority="99" w:name="Table Simple 1"/>
-    <w:lsdException w:uiPriority="99" w:name="Table Simple 2"/>
-    <w:lsdException w:uiPriority="99" w:name="Table Simple 3"/>
-    <w:lsdException w:uiPriority="99" w:name="Table Classic 1"/>
-    <w:lsdException w:uiPriority="99" w:name="Table Classic 2"/>
-    <w:lsdException w:uiPriority="99" w:name="Table Classic 3"/>
-    <w:lsdException w:uiPriority="99" w:name="Table Classic 4"/>
-    <w:lsdException w:uiPriority="99" w:name="Table Colorful 1"/>
-    <w:lsdException w:uiPriority="99" w:name="Table Colorful 2"/>
-    <w:lsdException w:uiPriority="99" w:name="Table Colorful 3"/>
-    <w:lsdException w:uiPriority="99" w:name="Table Columns 1"/>
-    <w:lsdException w:uiPriority="99" w:name="Table Columns 2"/>
-    <w:lsdException w:uiPriority="99" w:name="Table Columns 3"/>
-    <w:lsdException w:uiPriority="99" w:name="Table Columns 4"/>
-    <w:lsdException w:uiPriority="99" w:name="Table Columns 5"/>
-    <w:lsdException w:uiPriority="99" w:name="Table Grid 1"/>
-    <w:lsdException w:uiPriority="99" w:name="Table Grid 2"/>
-    <w:lsdException w:uiPriority="99" w:name="Table Grid 3"/>
-    <w:lsdException w:uiPriority="99" w:name="Table Grid 4"/>
-    <w:lsdException w:uiPriority="99" w:name="Table Grid 5"/>
-    <w:lsdException w:uiPriority="99" w:name="Table Grid 6"/>
-    <w:lsdException w:uiPriority="99" w:name="Table Grid 7"/>
-    <w:lsdException w:uiPriority="99" w:name="Table Grid 8"/>
-    <w:lsdException w:uiPriority="99" w:name="Table List 1"/>
-    <w:lsdException w:uiPriority="99" w:name="Table List 2"/>
-    <w:lsdException w:uiPriority="99" w:name="Table List 3"/>
-    <w:lsdException w:uiPriority="99" w:name="Table List 4"/>
-    <w:lsdException w:uiPriority="99" w:name="Table List 5"/>
-    <w:lsdException w:uiPriority="99" w:name="Table List 6"/>
-    <w:lsdException w:uiPriority="99" w:name="Table List 7"/>
-    <w:lsdException w:uiPriority="99" w:name="Table List 8"/>
-    <w:lsdException w:uiPriority="99" w:name="Table 3D effects 1"/>
-    <w:lsdException w:uiPriority="99" w:name="Table 3D effects 2"/>
-    <w:lsdException w:uiPriority="99" w:name="Table 3D effects 3"/>
-    <w:lsdException w:uiPriority="99" w:name="Table Contemporary"/>
-    <w:lsdException w:uiPriority="99" w:name="Table Elegant"/>
-    <w:lsdException w:uiPriority="99" w:name="Table Professional"/>
-    <w:lsdException w:uiPriority="99" w:name="Table Subtle 1"/>
-    <w:lsdException w:uiPriority="99" w:name="Table Subtle 2"/>
-    <w:lsdException w:uiPriority="99" w:name="Table Web 1"/>
-    <w:lsdException w:uiPriority="99" w:name="Table Web 2"/>
-    <w:lsdException w:uiPriority="99" w:name="Table Web 3"/>
-    <w:lsdException w:uiPriority="99" w:name="Balloon Text"/>
-    <w:lsdException w:unhideWhenUsed="0" w:uiPriority="39" w:semiHidden="0" w:name="Table Grid"/>
-    <w:lsdException w:uiPriority="99" w:name="Table Theme"/>
-    <w:lsdException w:unhideWhenUsed="0" w:uiPriority="60" w:semiHidden="0" w:name="Light Shading"/>
-    <w:lsdException w:unhideWhenUsed="0" w:uiPriority="61" w:semiHidden="0" w:name="Light List"/>
-    <w:lsdException w:unhideWhenUsed="0" w:uiPriority="62" w:semiHidden="0" w:name="Light Grid"/>
-    <w:lsdException w:unhideWhenUsed="0" w:uiPriority="63" w:semiHidden="0" w:name="Medium Shading 1"/>
-    <w:lsdException w:unhideWhenUsed="0" w:uiPriority="64" w:semiHidden="0" w:name="Medium Shading 2"/>
-    <w:lsdException w:unhideWhenUsed="0" w:uiPriority="65" w:semiHidden="0" w:name="Medium List 1"/>
-    <w:lsdException w:unhideWhenUsed="0" w:uiPriority="66" w:semiHidden="0" w:name="Medium List 2"/>
-    <w:lsdException w:unhideWhenUsed="0" w:uiPriority="67" w:semiHidden="0" w:name="Medium Grid 1"/>
-    <w:lsdException w:unhideWhenUsed="0" w:uiPriority="68" w:semiHidden="0" w:name="Medium Grid 2"/>
-    <w:lsdException w:unhideWhenUsed="0" w:uiPriority="69" w:semiHidden="0" w:name="Medium Grid 3"/>
-    <w:lsdException w:unhideWhenUsed="0" w:uiPriority="70" w:semiHidden="0" w:name="Dark List"/>
-    <w:lsdException w:unhideWhenUsed="0" w:uiPriority="71" w:semiHidden="0" w:name="Colorful Shading"/>
-    <w:lsdException w:unhideWhenUsed="0" w:uiPriority="72" w:semiHidden="0" w:name="Colorful List"/>
-    <w:lsdException w:unhideWhenUsed="0" w:uiPriority="73" w:semiHidden="0" w:name="Colorful Grid"/>
-    <w:lsdException w:unhideWhenUsed="0" w:uiPriority="60" w:semiHidden="0" w:name="Light Shading Accent 1"/>
-    <w:lsdException w:unhideWhenUsed="0" w:uiPriority="61" w:semiHidden="0" w:name="Light List Accent 1"/>
-    <w:lsdException w:unhideWhenUsed="0" w:uiPriority="62" w:semiHidden="0" w:name="Light Grid Accent 1"/>
-    <w:lsdException w:unhideWhenUsed="0" w:uiPriority="63" w:semiHidden="0" w:name="Medium Shading 1 Accent 1"/>
-    <w:lsdException w:unhideWhenUsed="0" w:uiPriority="64" w:semiHidden="0" w:name="Medium Shading 2 Accent 1"/>
-    <w:lsdException w:unhideWhenUsed="0" w:uiPriority="65" w:semiHidden="0" w:name="Medium List 1 Accent 1"/>
-    <w:lsdException w:qFormat="1" w:unhideWhenUsed="0" w:uiPriority="34" w:semiHidden="0" w:name="List Paragraph"/>
-    <w:lsdException w:qFormat="1" w:unhideWhenUsed="0" w:uiPriority="29" w:semiHidden="0" w:name="Quote"/>
-    <w:lsdException w:qFormat="1" w:unhideWhenUsed="0" w:uiPriority="30" w:semiHidden="0" w:name="Intense Quote"/>
-    <w:lsdException w:unhideWhenUsed="0" w:uiPriority="66" w:semiHidden="0" w:name="Medium List 2 Accent 1"/>
-    <w:lsdException w:unhideWhenUsed="0" w:uiPriority="67" w:semiHidden="0" w:name="Medium Grid 1 Accent 1"/>
-    <w:lsdException w:unhideWhenUsed="0" w:uiPriority="68" w:semiHidden="0" w:name="Medium Grid 2 Accent 1"/>
-    <w:lsdException w:unhideWhenUsed="0" w:uiPriority="69" w:semiHidden="0" w:name="Medium Grid 3 Accent 1"/>
-    <w:lsdException w:unhideWhenUsed="0" w:uiPriority="70" w:semiHidden="0" w:name="Dark List Accent 1"/>
-    <w:lsdException w:unhideWhenUsed="0" w:uiPriority="71" w:semiHidden="0" w:name="Colorful Shading Accent 1"/>
-    <w:lsdException w:unhideWhenUsed="0" w:uiPriority="72" w:semiHidden="0" w:name="Colorful List Accent 1"/>
-    <w:lsdException w:unhideWhenUsed="0" w:uiPriority="73" w:semiHidden="0" w:name="Colorful Grid Accent 1"/>
-    <w:lsdException w:unhideWhenUsed="0" w:uiPriority="60" w:semiHidden="0" w:name="Light Shading Accent 2"/>
-    <w:lsdException w:unhideWhenUsed="0" w:uiPriority="61" w:semiHidden="0" w:name="Light List Accent 2"/>
-    <w:lsdException w:unhideWhenUsed="0" w:uiPriority="62" w:semiHidden="0" w:name="Light Grid Accent 2"/>
-    <w:lsdException w:unhideWhenUsed="0" w:uiPriority="63" w:semiHidden="0" w:name="Medium Shading 1 Accent 2"/>
-    <w:lsdException w:unhideWhenUsed="0" w:uiPriority="64" w:semiHidden="0" w:name="Medium Shading 2 Accent 2"/>
-    <w:lsdException w:unhideWhenUsed="0" w:uiPriority="65" w:semiHidden="0" w:name="Medium List 1 Accent 2"/>
-    <w:lsdException w:unhideWhenUsed="0" w:uiPriority="66" w:semiHidden="0" w:name="Medium List 2 Accent 2"/>
-    <w:lsdException w:unhideWhenUsed="0" w:uiPriority="67" w:semiHidden="0" w:name="Medium Grid 1 Accent 2"/>
-    <w:lsdException w:unhideWhenUsed="0" w:uiPriority="68" w:semiHidden="0" w:name="Medium Grid 2 Accent 2"/>
-    <w:lsdException w:unhideWhenUsed="0" w:uiPriority="69" w:semiHidden="0" w:name="Medium Grid 3 Accent 2"/>
-    <w:lsdException w:unhideWhenUsed="0" w:uiPriority="70" w:semiHidden="0" w:name="Dark List Accent 2"/>
-    <w:lsdException w:unhideWhenUsed="0" w:uiPriority="71" w:semiHidden="0" w:name="Colorful Shading Accent 2"/>
-    <w:lsdException w:unhideWhenUsed="0" w:uiPriority="72" w:semiHidden="0" w:name="Colorful List Accent 2"/>
-    <w:lsdException w:unhideWhenUsed="0" w:uiPriority="73" w:semiHidden="0" w:name="Colorful Grid Accent 2"/>
-    <w:lsdException w:unhideWhenUsed="0" w:uiPriority="60" w:semiHidden="0" w:name="Light Shading Accent 3"/>
-    <w:lsdException w:unhideWhenUsed="0" w:uiPriority="61" w:semiHidden="0" w:name="Light List Accent 3"/>
-    <w:lsdException w:unhideWhenUsed="0" w:uiPriority="62" w:semiHidden="0" w:name="Light Grid Accent 3"/>
-    <w:lsdException w:unhideWhenUsed="0" w:uiPriority="63" w:semiHidden="0" w:name="Medium Shading 1 Accent 3"/>
-    <w:lsdException w:unhideWhenUsed="0" w:uiPriority="64" w:semiHidden="0" w:name="Medium Shading 2 Accent 3"/>
-    <w:lsdException w:unhideWhenUsed="0" w:uiPriority="65" w:semiHidden="0" w:name="Medium List 1 Accent 3"/>
-    <w:lsdException w:unhideWhenUsed="0" w:uiPriority="66" w:semiHidden="0" w:name="Medium List 2 Accent 3"/>
-    <w:lsdException w:unhideWhenUsed="0" w:uiPriority="67" w:semiHidden="0" w:name="Medium Grid 1 Accent 3"/>
-    <w:lsdException w:unhideWhenUsed="0" w:uiPriority="68" w:semiHidden="0" w:name="Medium Grid 2 Accent 3"/>
-    <w:lsdException w:unhideWhenUsed="0" w:uiPriority="69" w:semiHidden="0" w:name="Medium Grid 3 Accent 3"/>
-    <w:lsdException w:unhideWhenUsed="0" w:uiPriority="70" w:semiHidden="0" w:name="Dark List Accent 3"/>
-    <w:lsdException w:unhideWhenUsed="0" w:uiPriority="71" w:semiHidden="0" w:name="Colorful Shading Accent 3"/>
-    <w:lsdException w:unhideWhenUsed="0" w:uiPriority="72" w:semiHidden="0" w:name="Colorful List Accent 3"/>
-    <w:lsdException w:unhideWhenUsed="0" w:uiPriority="73" w:semiHidden="0" w:name="Colorful Grid Accent 3"/>
-    <w:lsdException w:unhideWhenUsed="0" w:uiPriority="60" w:semiHidden="0" w:name="Light Shading Accent 4"/>
-    <w:lsdException w:unhideWhenUsed="0" w:uiPriority="61" w:semiHidden="0" w:name="Light List Accent 4"/>
-    <w:lsdException w:unhideWhenUsed="0" w:uiPriority="62" w:semiHidden="0" w:name="Light Grid Accent 4"/>
-    <w:lsdException w:unhideWhenUsed="0" w:uiPriority="63" w:semiHidden="0" w:name="Medium Shading 1 Accent 4"/>
-    <w:lsdException w:unhideWhenUsed="0" w:uiPriority="64" w:semiHidden="0" w:name="Medium Shading 2 Accent 4"/>
-    <w:lsdException w:unhideWhenUsed="0" w:uiPriority="65" w:semiHidden="0" w:name="Medium List 1 Accent 4"/>
-    <w:lsdException w:unhideWhenUsed="0" w:uiPriority="66" w:semiHidden="0" w:name="Medium List 2 Accent 4"/>
-    <w:lsdException w:unhideWhenUsed="0" w:uiPriority="67" w:semiHidden="0" w:name="Medium Grid 1 Accent 4"/>
-    <w:lsdException w:unhideWhenUsed="0" w:uiPriority="68" w:semiHidden="0" w:name="Medium Grid 2 Accent 4"/>
-    <w:lsdException w:unhideWhenUsed="0" w:uiPriority="69" w:semiHidden="0" w:name="Medium Grid 3 Accent 4"/>
-    <w:lsdException w:unhideWhenUsed="0" w:uiPriority="70" w:semiHidden="0" w:name="Dark List Accent 4"/>
-    <w:lsdException w:unhideWhenUsed="0" w:uiPriority="71" w:semiHidden="0" w:name="Colorful Shading Accent 4"/>
-    <w:lsdException w:unhideWhenUsed="0" w:uiPriority="72" w:semiHidden="0" w:name="Colorful List Accent 4"/>
-    <w:lsdException w:unhideWhenUsed="0" w:uiPriority="73" w:semiHidden="0" w:name="Colorful Grid Accent 4"/>
-    <w:lsdException w:unhideWhenUsed="0" w:uiPriority="60" w:semiHidden="0" w:name="Light Shading Accent 5"/>
-    <w:lsdException w:unhideWhenUsed="0" w:uiPriority="61" w:semiHidden="0" w:name="Light List Accent 5"/>
-    <w:lsdException w:unhideWhenUsed="0" w:uiPriority="62" w:semiHidden="0" w:name="Light Grid Accent 5"/>
-    <w:lsdException w:unhideWhenUsed="0" w:uiPriority="63" w:semiHidden="0" w:name="Medium Shading 1 Accent 5"/>
-    <w:lsdException w:unhideWhenUsed="0" w:uiPriority="64" w:semiHidden="0" w:name="Medium Shading 2 Accent 5"/>
-    <w:lsdException w:unhideWhenUsed="0" w:uiPriority="65" w:semiHidden="0" w:name="Medium List 1 Accent 5"/>
-    <w:lsdException w:unhideWhenUsed="0" w:uiPriority="66" w:semiHidden="0" w:name="Medium List 2 Accent 5"/>
-    <w:lsdException w:unhideWhenUsed="0" w:uiPriority="67" w:semiHidden="0" w:name="Medium Grid 1 Accent 5"/>
-    <w:lsdException w:unhideWhenUsed="0" w:uiPriority="68" w:semiHidden="0" w:name="Medium Grid 2 Accent 5"/>
-    <w:lsdException w:unhideWhenUsed="0" w:uiPriority="69" w:semiHidden="0" w:name="Medium Grid 3 Accent 5"/>
-    <w:lsdException w:unhideWhenUsed="0" w:uiPriority="70" w:semiHidden="0" w:name="Dark List Accent 5"/>
-    <w:lsdException w:unhideWhenUsed="0" w:uiPriority="71" w:semiHidden="0" w:name="Colorful Shading Accent 5"/>
-    <w:lsdException w:unhideWhenUsed="0" w:uiPriority="72" w:semiHidden="0" w:name="Colorful List Accent 5"/>
-    <w:lsdException w:unhideWhenUsed="0" w:uiPriority="73" w:semiHidden="0" w:name="Colorful Grid Accent 5"/>
-    <w:lsdException w:unhideWhenUsed="0" w:uiPriority="60" w:semiHidden="0" w:name="Light Shading Accent 6"/>
-    <w:lsdException w:unhideWhenUsed="0" w:uiPriority="61" w:semiHidden="0" w:name="Light List Accent 6"/>
-    <w:lsdException w:unhideWhenUsed="0" w:uiPriority="62" w:semiHidden="0" w:name="Light Grid Accent 6"/>
-    <w:lsdException w:unhideWhenUsed="0" w:uiPriority="63" w:semiHidden="0" w:name="Medium Shading 1 Accent 6"/>
-    <w:lsdException w:unhideWhenUsed="0" w:uiPriority="64" w:semiHidden="0" w:name="Medium Shading 2 Accent 6"/>
-    <w:lsdException w:unhideWhenUsed="0" w:uiPriority="65" w:semiHidden="0" w:name="Medium List 1 Accent 6"/>
-    <w:lsdException w:unhideWhenUsed="0" w:uiPriority="66" w:semiHidden="0" w:name="Medium List 2 Accent 6"/>
-    <w:lsdException w:unhideWhenUsed="0" w:uiPriority="67" w:semiHidden="0" w:name="Medium Grid 1 Accent 6"/>
-    <w:lsdException w:unhideWhenUsed="0" w:uiPriority="68" w:semiHidden="0" w:name="Medium Grid 2 Accent 6"/>
-    <w:lsdException w:unhideWhenUsed="0" w:uiPriority="69" w:semiHidden="0" w:name="Medium Grid 3 Accent 6"/>
-    <w:lsdException w:unhideWhenUsed="0" w:uiPriority="70" w:semiHidden="0" w:name="Dark List Accent 6"/>
-    <w:lsdException w:unhideWhenUsed="0" w:uiPriority="71" w:semiHidden="0" w:name="Colorful Shading Accent 6"/>
-    <w:lsdException w:unhideWhenUsed="0" w:uiPriority="72" w:semiHidden="0" w:name="Colorful List Accent 6"/>
-    <w:lsdException w:unhideWhenUsed="0" w:uiPriority="73" w:semiHidden="0" w:name="Colorful Grid Accent 6"/>
+  <w:latentStyles w:defLockedState="0" w:defUIPriority="99" w:defSemiHidden="0" w:defUnhideWhenUsed="0" w:defQFormat="0" w:count="376">
+    <w:lsdException w:name="Normal" w:uiPriority="0" w:qFormat="1"/>
+    <w:lsdException w:name="heading 1" w:uiPriority="9" w:qFormat="1"/>
+    <w:lsdException w:name="heading 2" w:semiHidden="1" w:uiPriority="9" w:unhideWhenUsed="1" w:qFormat="1"/>
+    <w:lsdException w:name="heading 3" w:semiHidden="1" w:uiPriority="9" w:unhideWhenUsed="1" w:qFormat="1"/>
+    <w:lsdException w:name="heading 4" w:semiHidden="1" w:uiPriority="9" w:unhideWhenUsed="1" w:qFormat="1"/>
+    <w:lsdException w:name="heading 5" w:semiHidden="1" w:uiPriority="9" w:unhideWhenUsed="1" w:qFormat="1"/>
+    <w:lsdException w:name="heading 6" w:semiHidden="1" w:uiPriority="9" w:unhideWhenUsed="1" w:qFormat="1"/>
+    <w:lsdException w:name="heading 7" w:semiHidden="1" w:uiPriority="9" w:unhideWhenUsed="1" w:qFormat="1"/>
+    <w:lsdException w:name="heading 8" w:semiHidden="1" w:uiPriority="9" w:unhideWhenUsed="1" w:qFormat="1"/>
+    <w:lsdException w:name="heading 9" w:semiHidden="1" w:uiPriority="9" w:unhideWhenUsed="1" w:qFormat="1"/>
+    <w:lsdException w:name="index 1" w:semiHidden="1" w:unhideWhenUsed="1"/>
+    <w:lsdException w:name="index 2" w:semiHidden="1" w:unhideWhenUsed="1"/>
+    <w:lsdException w:name="index 3" w:semiHidden="1" w:unhideWhenUsed="1"/>
+    <w:lsdException w:name="index 4" w:semiHidden="1" w:unhideWhenUsed="1"/>
+    <w:lsdException w:name="index 5" w:semiHidden="1" w:unhideWhenUsed="1"/>
+    <w:lsdException w:name="index 6" w:semiHidden="1" w:unhideWhenUsed="1"/>
+    <w:lsdException w:name="index 7" w:semiHidden="1" w:unhideWhenUsed="1"/>
+    <w:lsdException w:name="index 8" w:semiHidden="1" w:unhideWhenUsed="1"/>
+    <w:lsdException w:name="index 9" w:semiHidden="1" w:unhideWhenUsed="1"/>
+    <w:lsdException w:name="toc 1" w:semiHidden="1" w:uiPriority="39" w:unhideWhenUsed="1"/>
+    <w:lsdException w:name="toc 2" w:semiHidden="1" w:uiPriority="39" w:unhideWhenUsed="1"/>
+    <w:lsdException w:name="toc 3" w:semiHidden="1" w:uiPriority="39" w:unhideWhenUsed="1"/>
+    <w:lsdException w:name="toc 4" w:semiHidden="1" w:uiPriority="39" w:unhideWhenUsed="1"/>
+    <w:lsdException w:name="toc 5" w:semiHidden="1" w:uiPriority="39" w:unhideWhenUsed="1"/>
+    <w:lsdException w:name="toc 6" w:semiHidden="1" w:uiPriority="39" w:unhideWhenUsed="1"/>
+    <w:lsdException w:name="toc 7" w:semiHidden="1" w:uiPriority="39" w:unhideWhenUsed="1"/>
+    <w:lsdException w:name="toc 8" w:semiHidden="1" w:uiPriority="39" w:unhideWhenUsed="1"/>
+    <w:lsdException w:name="toc 9" w:semiHidden="1" w:uiPriority="39" w:unhideWhenUsed="1"/>
+    <w:lsdException w:name="Normal Indent" w:semiHidden="1" w:unhideWhenUsed="1"/>
+    <w:lsdException w:name="footnote text" w:semiHidden="1" w:unhideWhenUsed="1"/>
+    <w:lsdException w:name="annotation text" w:semiHidden="1" w:unhideWhenUsed="1"/>
+    <w:lsdException w:name="header" w:semiHidden="1" w:unhideWhenUsed="1"/>
+    <w:lsdException w:name="footer" w:semiHidden="1" w:unhideWhenUsed="1"/>
+    <w:lsdException w:name="index heading" w:semiHidden="1" w:unhideWhenUsed="1"/>
+    <w:lsdException w:name="caption" w:semiHidden="1" w:uiPriority="35" w:unhideWhenUsed="1" w:qFormat="1"/>
+    <w:lsdException w:name="table of figures" w:semiHidden="1" w:unhideWhenUsed="1"/>
+    <w:lsdException w:name="envelope address" w:semiHidden="1" w:unhideWhenUsed="1"/>
+    <w:lsdException w:name="envelope return" w:semiHidden="1" w:unhideWhenUsed="1"/>
+    <w:lsdException w:name="footnote reference" w:semiHidden="1" w:unhideWhenUsed="1"/>
+    <w:lsdException w:name="annotation reference" w:semiHidden="1" w:unhideWhenUsed="1"/>
+    <w:lsdException w:name="line number" w:semiHidden="1" w:unhideWhenUsed="1"/>
+    <w:lsdException w:name="page number" w:semiHidden="1" w:unhideWhenUsed="1"/>
+    <w:lsdException w:name="endnote reference" w:semiHidden="1" w:unhideWhenUsed="1"/>
+    <w:lsdException w:name="endnote text" w:semiHidden="1" w:unhideWhenUsed="1"/>
+    <w:lsdException w:name="table of authorities" w:semiHidden="1" w:unhideWhenUsed="1"/>
+    <w:lsdException w:name="macro" w:semiHidden="1" w:unhideWhenUsed="1"/>
+    <w:lsdException w:name="toa heading" w:semiHidden="1" w:unhideWhenUsed="1"/>
+    <w:lsdException w:name="List" w:semiHidden="1" w:unhideWhenUsed="1"/>
+    <w:lsdException w:name="List Bullet" w:semiHidden="1" w:unhideWhenUsed="1"/>
+    <w:lsdException w:name="List Number" w:semiHidden="1" w:unhideWhenUsed="1"/>
+    <w:lsdException w:name="List 2" w:semiHidden="1" w:unhideWhenUsed="1"/>
+    <w:lsdException w:name="List 3" w:semiHidden="1" w:unhideWhenUsed="1"/>
+    <w:lsdException w:name="List 4" w:semiHidden="1" w:unhideWhenUsed="1"/>
+    <w:lsdException w:name="List 5" w:semiHidden="1" w:unhideWhenUsed="1"/>
+    <w:lsdException w:name="List Bullet 2" w:semiHidden="1" w:unhideWhenUsed="1"/>
+    <w:lsdException w:name="List Bullet 3" w:semiHidden="1" w:unhideWhenUsed="1"/>
+    <w:lsdException w:name="List Bullet 4" w:semiHidden="1" w:unhideWhenUsed="1"/>
+    <w:lsdException w:name="List Bullet 5" w:semiHidden="1" w:unhideWhenUsed="1"/>
+    <w:lsdException w:name="List Number 2" w:semiHidden="1" w:unhideWhenUsed="1"/>
+    <w:lsdException w:name="List Number 3" w:semiHidden="1" w:unhideWhenUsed="1"/>
+    <w:lsdException w:name="List Number 4" w:semiHidden="1" w:unhideWhenUsed="1"/>
+    <w:lsdException w:name="List Number 5" w:semiHidden="1" w:unhideWhenUsed="1"/>
+    <w:lsdException w:name="Title" w:uiPriority="10" w:qFormat="1"/>
+    <w:lsdException w:name="Closing" w:semiHidden="1" w:unhideWhenUsed="1"/>
+    <w:lsdException w:name="Signature" w:semiHidden="1" w:unhideWhenUsed="1"/>
+    <w:lsdException w:name="Default Paragraph Font" w:semiHidden="1" w:uiPriority="1" w:unhideWhenUsed="1" w:qFormat="1"/>
+    <w:lsdException w:name="Body Text" w:semiHidden="1" w:unhideWhenUsed="1"/>
+    <w:lsdException w:name="Body Text Indent" w:semiHidden="1" w:unhideWhenUsed="1"/>
+    <w:lsdException w:name="List Continue" w:semiHidden="1" w:unhideWhenUsed="1"/>
+    <w:lsdException w:name="List Continue 2" w:semiHidden="1" w:unhideWhenUsed="1"/>
+    <w:lsdException w:name="List Continue 3" w:semiHidden="1" w:unhideWhenUsed="1"/>
+    <w:lsdException w:name="List Continue 4" w:semiHidden="1" w:unhideWhenUsed="1"/>
+    <w:lsdException w:name="List Continue 5" w:semiHidden="1" w:unhideWhenUsed="1"/>
+    <w:lsdException w:name="Message Header" w:semiHidden="1" w:unhideWhenUsed="1"/>
+    <w:lsdException w:name="Subtitle" w:uiPriority="11" w:qFormat="1"/>
+    <w:lsdException w:name="Salutation" w:semiHidden="1" w:unhideWhenUsed="1"/>
+    <w:lsdException w:name="Date" w:semiHidden="1" w:unhideWhenUsed="1"/>
+    <w:lsdException w:name="Body Text First Indent" w:semiHidden="1" w:unhideWhenUsed="1"/>
+    <w:lsdException w:name="Body Text First Indent 2" w:semiHidden="1" w:unhideWhenUsed="1"/>
+    <w:lsdException w:name="Note Heading" w:semiHidden="1" w:unhideWhenUsed="1"/>
+    <w:lsdException w:name="Body Text 2" w:semiHidden="1" w:unhideWhenUsed="1"/>
+    <w:lsdException w:name="Body Text 3" w:semiHidden="1" w:unhideWhenUsed="1"/>
+    <w:lsdException w:name="Body Text Indent 2" w:semiHidden="1" w:unhideWhenUsed="1"/>
+    <w:lsdException w:name="Body Text Indent 3" w:semiHidden="1" w:unhideWhenUsed="1"/>
+    <w:lsdException w:name="Block Text" w:semiHidden="1" w:unhideWhenUsed="1"/>
+    <w:lsdException w:name="Hyperlink" w:semiHidden="1" w:unhideWhenUsed="1"/>
+    <w:lsdException w:name="FollowedHyperlink" w:semiHidden="1" w:unhideWhenUsed="1"/>
+    <w:lsdException w:name="Strong" w:uiPriority="22" w:qFormat="1"/>
+    <w:lsdException w:name="Emphasis" w:uiPriority="20" w:qFormat="1"/>
+    <w:lsdException w:name="Document Map" w:semiHidden="1" w:unhideWhenUsed="1"/>
+    <w:lsdException w:name="Plain Text" w:semiHidden="1" w:unhideWhenUsed="1"/>
+    <w:lsdException w:name="E-mail Signature" w:semiHidden="1" w:unhideWhenUsed="1"/>
+    <w:lsdException w:name="HTML Top of Form" w:semiHidden="1" w:unhideWhenUsed="1"/>
+    <w:lsdException w:name="HTML Bottom of Form" w:semiHidden="1" w:unhideWhenUsed="1"/>
+    <w:lsdException w:name="Normal (Web)" w:semiHidden="1" w:unhideWhenUsed="1"/>
+    <w:lsdException w:name="HTML Acronym" w:semiHidden="1" w:unhideWhenUsed="1"/>
+    <w:lsdException w:name="HTML Address" w:semiHidden="1" w:unhideWhenUsed="1"/>
+    <w:lsdException w:name="HTML Cite" w:semiHidden="1" w:unhideWhenUsed="1"/>
+    <w:lsdException w:name="HTML Code" w:semiHidden="1" w:unhideWhenUsed="1"/>
+    <w:lsdException w:name="HTML Definition" w:semiHidden="1" w:unhideWhenUsed="1"/>
+    <w:lsdException w:name="HTML Keyboard" w:semiHidden="1" w:unhideWhenUsed="1"/>
+    <w:lsdException w:name="HTML Preformatted" w:semiHidden="1" w:unhideWhenUsed="1"/>
+    <w:lsdException w:name="HTML Sample" w:semiHidden="1" w:unhideWhenUsed="1"/>
+    <w:lsdException w:name="HTML Typewriter" w:semiHidden="1" w:unhideWhenUsed="1"/>
+    <w:lsdException w:name="HTML Variable" w:semiHidden="1" w:unhideWhenUsed="1"/>
+    <w:lsdException w:name="Normal Table" w:semiHidden="1" w:unhideWhenUsed="1" w:qFormat="1"/>
+    <w:lsdException w:name="annotation subject" w:semiHidden="1" w:unhideWhenUsed="1"/>
+    <w:lsdException w:name="No List" w:semiHidden="1" w:unhideWhenUsed="1"/>
+    <w:lsdException w:name="Outline List 1" w:semiHidden="1" w:unhideWhenUsed="1"/>
+    <w:lsdException w:name="Outline List 2" w:semiHidden="1" w:unhideWhenUsed="1"/>
+    <w:lsdException w:name="Outline List 3" w:semiHidden="1" w:unhideWhenUsed="1"/>
+    <w:lsdException w:name="Table Simple 1" w:semiHidden="1" w:unhideWhenUsed="1"/>
+    <w:lsdException w:name="Table Simple 2" w:semiHidden="1" w:unhideWhenUsed="1"/>
+    <w:lsdException w:name="Table Simple 3" w:semiHidden="1" w:unhideWhenUsed="1"/>
+    <w:lsdException w:name="Table Classic 1" w:semiHidden="1" w:unhideWhenUsed="1"/>
+    <w:lsdException w:name="Table Classic 2" w:semiHidden="1" w:unhideWhenUsed="1"/>
+    <w:lsdException w:name="Table Classic 3" w:semiHidden="1" w:unhideWhenUsed="1"/>
+    <w:lsdException w:name="Table Classic 4" w:semiHidden="1" w:unhideWhenUsed="1"/>
+    <w:lsdException w:name="Table Colorful 1" w:semiHidden="1" w:unhideWhenUsed="1"/>
+    <w:lsdException w:name="Table Colorful 2" w:semiHidden="1" w:unhideWhenUsed="1"/>
+    <w:lsdException w:name="Table Colorful 3" w:semiHidden="1" w:unhideWhenUsed="1"/>
+    <w:lsdException w:name="Table Columns 1" w:semiHidden="1" w:unhideWhenUsed="1"/>
+    <w:lsdException w:name="Table Columns 2" w:semiHidden="1" w:unhideWhenUsed="1"/>
+    <w:lsdException w:name="Table Columns 3" w:semiHidden="1" w:unhideWhenUsed="1"/>
+    <w:lsdException w:name="Table Columns 4" w:semiHidden="1" w:unhideWhenUsed="1"/>
+    <w:lsdException w:name="Table Columns 5" w:semiHidden="1" w:unhideWhenUsed="1"/>
+    <w:lsdException w:name="Table Grid 1" w:semiHidden="1" w:unhideWhenUsed="1"/>
+    <w:lsdException w:name="Table Grid 2" w:semiHidden="1" w:unhideWhenUsed="1"/>
+    <w:lsdException w:name="Table Grid 3" w:semiHidden="1" w:unhideWhenUsed="1"/>
+    <w:lsdException w:name="Table Grid 4" w:semiHidden="1" w:unhideWhenUsed="1"/>
+    <w:lsdException w:name="Table Grid 5" w:semiHidden="1" w:unhideWhenUsed="1"/>
+    <w:lsdException w:name="Table Grid 6" w:semiHidden="1" w:unhideWhenUsed="1"/>
+    <w:lsdException w:name="Table Grid 7" w:semiHidden="1" w:unhideWhenUsed="1"/>
+    <w:lsdException w:name="Table Grid 8" w:semiHidden="1" w:unhideWhenUsed="1"/>
+    <w:lsdException w:name="Table List 1" w:semiHidden="1" w:unhideWhenUsed="1"/>
+    <w:lsdException w:name="Table List 2" w:semiHidden="1" w:unhideWhenUsed="1"/>
+    <w:lsdException w:name="Table List 3" w:semiHidden="1" w:unhideWhenUsed="1"/>
+    <w:lsdException w:name="Table List 4" w:semiHidden="1" w:unhideWhenUsed="1"/>
+    <w:lsdException w:name="Table List 5" w:semiHidden="1" w:unhideWhenUsed="1"/>
+    <w:lsdException w:name="Table List 6" w:semiHidden="1" w:unhideWhenUsed="1"/>
+    <w:lsdException w:name="Table List 7" w:semiHidden="1" w:unhideWhenUsed="1"/>
+    <w:lsdException w:name="Table List 8" w:semiHidden="1" w:unhideWhenUsed="1"/>
+    <w:lsdException w:name="Table 3D effects 1" w:semiHidden="1" w:unhideWhenUsed="1"/>
+    <w:lsdException w:name="Table 3D effects 2" w:semiHidden="1" w:unhideWhenUsed="1"/>
+    <w:lsdException w:name="Table 3D effects 3" w:semiHidden="1" w:unhideWhenUsed="1"/>
+    <w:lsdException w:name="Table Contemporary" w:semiHidden="1" w:unhideWhenUsed="1"/>
+    <w:lsdException w:name="Table Elegant" w:semiHidden="1" w:unhideWhenUsed="1"/>
+    <w:lsdException w:name="Table Professional" w:semiHidden="1" w:unhideWhenUsed="1"/>
+    <w:lsdException w:name="Table Subtle 1" w:semiHidden="1" w:unhideWhenUsed="1"/>
+    <w:lsdException w:name="Table Subtle 2" w:semiHidden="1" w:unhideWhenUsed="1"/>
+    <w:lsdException w:name="Table Web 1" w:semiHidden="1" w:unhideWhenUsed="1"/>
+    <w:lsdException w:name="Table Web 2" w:semiHidden="1" w:unhideWhenUsed="1"/>
+    <w:lsdException w:name="Table Web 3" w:semiHidden="1" w:unhideWhenUsed="1"/>
+    <w:lsdException w:name="Balloon Text" w:semiHidden="1" w:unhideWhenUsed="1"/>
+    <w:lsdException w:name="Table Grid" w:uiPriority="39"/>
+    <w:lsdException w:name="Table Theme" w:semiHidden="1" w:unhideWhenUsed="1"/>
+    <w:lsdException w:name="Placeholder Text" w:semiHidden="1" w:unhideWhenUsed="1"/>
+    <w:lsdException w:name="No Spacing" w:semiHidden="1" w:unhideWhenUsed="1"/>
+    <w:lsdException w:name="Light Shading" w:uiPriority="60"/>
+    <w:lsdException w:name="Light List" w:uiPriority="61"/>
+    <w:lsdException w:name="Light Grid" w:uiPriority="62"/>
+    <w:lsdException w:name="Medium Shading 1" w:uiPriority="63"/>
+    <w:lsdException w:name="Medium Shading 2" w:uiPriority="64"/>
+    <w:lsdException w:name="Medium List 1" w:uiPriority="65"/>
+    <w:lsdException w:name="Medium List 2" w:uiPriority="66"/>
+    <w:lsdException w:name="Medium Grid 1" w:uiPriority="67"/>
+    <w:lsdException w:name="Medium Grid 2" w:uiPriority="68"/>
+    <w:lsdException w:name="Medium Grid 3" w:uiPriority="69"/>
+    <w:lsdException w:name="Dark List" w:uiPriority="70"/>
+    <w:lsdException w:name="Colorful Shading" w:uiPriority="71"/>
+    <w:lsdException w:name="Colorful List" w:uiPriority="72"/>
+    <w:lsdException w:name="Colorful Grid" w:uiPriority="73"/>
+    <w:lsdException w:name="Light Shading Accent 1" w:uiPriority="60"/>
+    <w:lsdException w:name="Light List Accent 1" w:uiPriority="61"/>
+    <w:lsdException w:name="Light Grid Accent 1" w:uiPriority="62"/>
+    <w:lsdException w:name="Medium Shading 1 Accent 1" w:uiPriority="63"/>
+    <w:lsdException w:name="Medium Shading 2 Accent 1" w:uiPriority="64"/>
+    <w:lsdException w:name="Medium List 1 Accent 1" w:uiPriority="65"/>
+    <w:lsdException w:name="Revision" w:semiHidden="1" w:unhideWhenUsed="1"/>
+    <w:lsdException w:name="List Paragraph" w:uiPriority="34" w:qFormat="1"/>
+    <w:lsdException w:name="Quote" w:uiPriority="29" w:qFormat="1"/>
+    <w:lsdException w:name="Intense Quote" w:uiPriority="30" w:qFormat="1"/>
+    <w:lsdException w:name="Medium List 2 Accent 1" w:uiPriority="66"/>
+    <w:lsdException w:name="Medium Grid 1 Accent 1" w:uiPriority="67"/>
+    <w:lsdException w:name="Medium Grid 2 Accent 1" w:uiPriority="68"/>
+    <w:lsdException w:name="Medium Grid 3 Accent 1" w:uiPriority="69"/>
+    <w:lsdException w:name="Dark List Accent 1" w:uiPriority="70"/>
+    <w:lsdException w:name="Colorful Shading Accent 1" w:uiPriority="71"/>
+    <w:lsdException w:name="Colorful List Accent 1" w:uiPriority="72"/>
+    <w:lsdException w:name="Colorful Grid Accent 1" w:uiPriority="73"/>
+    <w:lsdException w:name="Light Shading Accent 2" w:uiPriority="60"/>
+    <w:lsdException w:name="Light List Accent 2" w:uiPriority="61"/>
+    <w:lsdException w:name="Light Grid Accent 2" w:uiPriority="62"/>
+    <w:lsdException w:name="Medium Shading 1 Accent 2" w:uiPriority="63"/>
+    <w:lsdException w:name="Medium Shading 2 Accent 2" w:uiPriority="64"/>
+    <w:lsdException w:name="Medium List 1 Accent 2" w:uiPriority="65"/>
+    <w:lsdException w:name="Medium List 2 Accent 2" w:uiPriority="66"/>
+    <w:lsdException w:name="Medium Grid 1 Accent 2" w:uiPriority="67"/>
+    <w:lsdException w:name="Medium Grid 2 Accent 2" w:uiPriority="68"/>
+    <w:lsdException w:name="Medium Grid 3 Accent 2" w:uiPriority="69"/>
+    <w:lsdException w:name="Dark List Accent 2" w:uiPriority="70"/>
+    <w:lsdException w:name="Colorful Shading Accent 2" w:uiPriority="71"/>
+    <w:lsdException w:name="Colorful List Accent 2" w:uiPriority="72"/>
+    <w:lsdException w:name="Colorful Grid Accent 2" w:uiPriority="73"/>
+    <w:lsdException w:name="Light Shading Accent 3" w:uiPriority="60"/>
+    <w:lsdException w:name="Light List Accent 3" w:uiPriority="61"/>
+    <w:lsdException w:name="Light Grid Accent 3" w:uiPriority="62"/>
+    <w:lsdException w:name="Medium Shading 1 Accent 3" w:uiPriority="63"/>
+    <w:lsdException w:name="Medium Shading 2 Accent 3" w:uiPriority="64"/>
+    <w:lsdException w:name="Medium List 1 Accent 3" w:uiPriority="65"/>
+    <w:lsdException w:name="Medium List 2 Accent 3" w:uiPriority="66"/>
+    <w:lsdException w:name="Medium Grid 1 Accent 3" w:uiPriority="67"/>
+    <w:lsdException w:name="Medium Grid 2 Accent 3" w:uiPriority="68"/>
+    <w:lsdException w:name="Medium Grid 3 Accent 3" w:uiPriority="69"/>
+    <w:lsdException w:name="Dark List Accent 3" w:uiPriority="70"/>
+    <w:lsdException w:name="Colorful Shading Accent 3" w:uiPriority="71"/>
+    <w:lsdException w:name="Colorful List Accent 3" w:uiPriority="72"/>
+    <w:lsdException w:name="Colorful Grid Accent 3" w:uiPriority="73"/>
+    <w:lsdException w:name="Light Shading Accent 4" w:uiPriority="60"/>
+    <w:lsdException w:name="Light List Accent 4" w:uiPriority="61"/>
+    <w:lsdException w:name="Light Grid Accent 4" w:uiPriority="62"/>
+    <w:lsdException w:name="Medium Shading 1 Accent 4" w:uiPriority="63"/>
+    <w:lsdException w:name="Medium Shading 2 Accent 4" w:uiPriority="64"/>
+    <w:lsdException w:name="Medium List 1 Accent 4" w:uiPriority="65"/>
+    <w:lsdException w:name="Medium List 2 Accent 4" w:uiPriority="66"/>
+    <w:lsdException w:name="Medium Grid 1 Accent 4" w:uiPriority="67"/>
+    <w:lsdException w:name="Medium Grid 2 Accent 4" w:uiPriority="68"/>
+    <w:lsdException w:name="Medium Grid 3 Accent 4" w:uiPriority="69"/>
+    <w:lsdException w:name="Dark List Accent 4" w:uiPriority="70"/>
+    <w:lsdException w:name="Colorful Shading Accent 4" w:uiPriority="71"/>
+    <w:lsdException w:name="Colorful List Accent 4" w:uiPriority="72"/>
+    <w:lsdException w:name="Colorful Grid Accent 4" w:uiPriority="73"/>
+    <w:lsdException w:name="Light Shading Accent 5" w:uiPriority="60"/>
+    <w:lsdException w:name="Light List Accent 5" w:uiPriority="61"/>
+    <w:lsdException w:name="Light Grid Accent 5" w:uiPriority="62"/>
+    <w:lsdException w:name="Medium Shading 1 Accent 5" w:uiPriority="63"/>
+    <w:lsdException w:name="Medium Shading 2 Accent 5" w:uiPriority="64"/>
+    <w:lsdException w:name="Medium List 1 Accent 5" w:uiPriority="65"/>
+    <w:lsdException w:name="Medium List 2 Accent 5" w:uiPriority="66"/>
+    <w:lsdException w:name="Medium Grid 1 Accent 5" w:uiPriority="67"/>
+    <w:lsdException w:name="Medium Grid 2 Accent 5" w:uiPriority="68"/>
+    <w:lsdException w:name="Medium Grid 3 Accent 5" w:uiPriority="69"/>
+    <w:lsdException w:name="Dark List Accent 5" w:uiPriority="70"/>
+    <w:lsdException w:name="Colorful Shading Accent 5" w:uiPriority="71"/>
+    <w:lsdException w:name="Colorful List Accent 5" w:uiPriority="72"/>
+    <w:lsdException w:name="Colorful Grid Accent 5" w:uiPriority="73"/>
+    <w:lsdException w:name="Light Shading Accent 6" w:uiPriority="60"/>
+    <w:lsdException w:name="Light List Accent 6" w:uiPriority="61"/>
+    <w:lsdException w:name="Light Grid Accent 6" w:uiPriority="62"/>
+    <w:lsdException w:name="Medium Shading 1 Accent 6" w:uiPriority="63"/>
+    <w:lsdException w:name="Medium Shading 2 Accent 6" w:uiPriority="64"/>
+    <w:lsdException w:name="Medium List 1 Accent 6" w:uiPriority="65"/>
+    <w:lsdException w:name="Medium List 2 Accent 6" w:uiPriority="66"/>
+    <w:lsdException w:name="Medium Grid 1 Accent 6" w:uiPriority="67"/>
+    <w:lsdException w:name="Medium Grid 2 Accent 6" w:uiPriority="68"/>
+    <w:lsdException w:name="Medium Grid 3 Accent 6" w:uiPriority="69"/>
+    <w:lsdException w:name="Dark List Accent 6" w:uiPriority="70"/>
+    <w:lsdException w:name="Colorful Shading Accent 6" w:uiPriority="71"/>
+    <w:lsdException w:name="Colorful List Accent 6" w:uiPriority="72"/>
+    <w:lsdException w:name="Colorful Grid Accent 6" w:uiPriority="73"/>
+    <w:lsdException w:name="Subtle Emphasis" w:uiPriority="19" w:qFormat="1"/>
+    <w:lsdException w:name="Intense Emphasis" w:uiPriority="21" w:qFormat="1"/>
+    <w:lsdException w:name="Subtle Reference" w:uiPriority="31" w:qFormat="1"/>
+    <w:lsdException w:name="Intense Reference" w:uiPriority="32" w:qFormat="1"/>
+    <w:lsdException w:name="Book Title" w:uiPriority="33" w:qFormat="1"/>
+    <w:lsdException w:name="Bibliography" w:semiHidden="1" w:uiPriority="37" w:unhideWhenUsed="1"/>
+    <w:lsdException w:name="TOC Heading" w:semiHidden="1" w:uiPriority="39" w:unhideWhenUsed="1" w:qFormat="1"/>
+    <w:lsdException w:name="Plain Table 1" w:uiPriority="41"/>
+    <w:lsdException w:name="Plain Table 2" w:uiPriority="42"/>
+    <w:lsdException w:name="Plain Table 3" w:uiPriority="43"/>
+    <w:lsdException w:name="Plain Table 4" w:uiPriority="44"/>
+    <w:lsdException w:name="Plain Table 5" w:uiPriority="45"/>
+    <w:lsdException w:name="Grid Table Light" w:uiPriority="40"/>
+    <w:lsdException w:name="Grid Table 1 Light" w:uiPriority="46"/>
+    <w:lsdException w:name="Grid Table 2" w:uiPriority="47"/>
+    <w:lsdException w:name="Grid Table 3" w:uiPriority="48"/>
+    <w:lsdException w:name="Grid Table 4" w:uiPriority="49"/>
+    <w:lsdException w:name="Grid Table 5 Dark" w:uiPriority="50"/>
+    <w:lsdException w:name="Grid Table 6 Colorful" w:uiPriority="51"/>
+    <w:lsdException w:name="Grid Table 7 Colorful" w:uiPriority="52"/>
+    <w:lsdException w:name="Grid Table 1 Light Accent 1" w:uiPriority="46"/>
+    <w:lsdException w:name="Grid Table 2 Accent 1" w:uiPriority="47"/>
+    <w:lsdException w:name="Grid Table 3 Accent 1" w:uiPriority="48"/>
+    <w:lsdException w:name="Grid Table 4 Accent 1" w:uiPriority="49"/>
+    <w:lsdException w:name="Grid Table 5 Dark Accent 1" w:uiPriority="50"/>
+    <w:lsdException w:name="Grid Table 6 Colorful Accent 1" w:uiPriority="51"/>
+    <w:lsdException w:name="Grid Table 7 Colorful Accent 1" w:uiPriority="52"/>
+    <w:lsdException w:name="Grid Table 1 Light Accent 2" w:uiPriority="46"/>
+    <w:lsdException w:name="Grid Table 2 Accent 2" w:uiPriority="47"/>
+    <w:lsdException w:name="Grid Table 3 Accent 2" w:uiPriority="48"/>
+    <w:lsdException w:name="Grid Table 4 Accent 2" w:uiPriority="49"/>
+    <w:lsdException w:name="Grid Table 5 Dark Accent 2" w:uiPriority="50"/>
+    <w:lsdException w:name="Grid Table 6 Colorful Accent 2" w:uiPriority="51"/>
+    <w:lsdException w:name="Grid Table 7 Colorful Accent 2" w:uiPriority="52"/>
+    <w:lsdException w:name="Grid Table 1 Light Accent 3" w:uiPriority="46"/>
+    <w:lsdException w:name="Grid Table 2 Accent 3" w:uiPriority="47"/>
+    <w:lsdException w:name="Grid Table 3 Accent 3" w:uiPriority="48"/>
+    <w:lsdException w:name="Grid Table 4 Accent 3" w:uiPriority="49"/>
+    <w:lsdException w:name="Grid Table 5 Dark Accent 3" w:uiPriority="50"/>
+    <w:lsdException w:name="Grid Table 6 Colorful Accent 3" w:uiPriority="51"/>
+    <w:lsdException w:name="Grid Table 7 Colorful Accent 3" w:uiPriority="52"/>
+    <w:lsdException w:name="Grid Table 1 Light Accent 4" w:uiPriority="46"/>
+    <w:lsdException w:name="Grid Table 2 Accent 4" w:uiPriority="47"/>
+    <w:lsdException w:name="Grid Table 3 Accent 4" w:uiPriority="48"/>
+    <w:lsdException w:name="Grid Table 4 Accent 4" w:uiPriority="49"/>
+    <w:lsdException w:name="Grid Table 5 Dark Accent 4" w:uiPriority="50"/>
+    <w:lsdException w:name="Grid Table 6 Colorful Accent 4" w:uiPriority="51"/>
+    <w:lsdException w:name="Grid Table 7 Colorful Accent 4" w:uiPriority="52"/>
+    <w:lsdException w:name="Grid Table 1 Light Accent 5" w:uiPriority="46"/>
+    <w:lsdException w:name="Grid Table 2 Accent 5" w:uiPriority="47"/>
+    <w:lsdException w:name="Grid Table 3 Accent 5" w:uiPriority="48"/>
+    <w:lsdException w:name="Grid Table 4 Accent 5" w:uiPriority="49"/>
+    <w:lsdException w:name="Grid Table 5 Dark Accent 5" w:uiPriority="50"/>
+    <w:lsdException w:name="Grid Table 6 Colorful Accent 5" w:uiPriority="51"/>
+    <w:lsdException w:name="Grid Table 7 Colorful Accent 5" w:uiPriority="52"/>
+    <w:lsdException w:name="Grid Table 1 Light Accent 6" w:uiPriority="46"/>
+    <w:lsdException w:name="Grid Table 2 Accent 6" w:uiPriority="47"/>
+    <w:lsdException w:name="Grid Table 3 Accent 6" w:uiPriority="48"/>
+    <w:lsdException w:name="Grid Table 4 Accent 6" w:uiPriority="49"/>
+    <w:lsdException w:name="Grid Table 5 Dark Accent 6" w:uiPriority="50"/>
+    <w:lsdException w:name="Grid Table 6 Colorful Accent 6" w:uiPriority="51"/>
+    <w:lsdException w:name="Grid Table 7 Colorful Accent 6" w:uiPriority="52"/>
+    <w:lsdException w:name="List Table 1 Light" w:uiPriority="46"/>
+    <w:lsdException w:name="List Table 2" w:uiPriority="47"/>
+    <w:lsdException w:name="List Table 3" w:uiPriority="48"/>
+    <w:lsdException w:name="List Table 4" w:uiPriority="49"/>
+    <w:lsdException w:name="List Table 5 Dark" w:uiPriority="50"/>
+    <w:lsdException w:name="List Table 6 Colorful" w:uiPriority="51"/>
+    <w:lsdException w:name="List Table 7 Colorful" w:uiPriority="52"/>
+    <w:lsdException w:name="List Table 1 Light Accent 1" w:uiPriority="46"/>
+    <w:lsdException w:name="List Table 2 Accent 1" w:uiPriority="47"/>
+    <w:lsdException w:name="List Table 3 Accent 1" w:uiPriority="48"/>
+    <w:lsdException w:name="List Table 4 Accent 1" w:uiPriority="49"/>
+    <w:lsdException w:name="List Table 5 Dark Accent 1" w:uiPriority="50"/>
+    <w:lsdException w:name="List Table 6 Colorful Accent 1" w:uiPriority="51"/>
+    <w:lsdException w:name="List Table 7 Colorful Accent 1" w:uiPriority="52"/>
+    <w:lsdException w:name="List Table 1 Light Accent 2" w:uiPriority="46"/>
+    <w:lsdException w:name="List Table 2 Accent 2" w:uiPriority="47"/>
+    <w:lsdException w:name="List Table 3 Accent 2" w:uiPriority="48"/>
+    <w:lsdException w:name="List Table 4 Accent 2" w:uiPriority="49"/>
+    <w:lsdException w:name="List Table 5 Dark Accent 2" w:uiPriority="50"/>
+    <w:lsdException w:name="List Table 6 Colorful Accent 2" w:uiPriority="51"/>
+    <w:lsdException w:name="List Table 7 Colorful Accent 2" w:uiPriority="52"/>
+    <w:lsdException w:name="List Table 1 Light Accent 3" w:uiPriority="46"/>
+    <w:lsdException w:name="List Table 2 Accent 3" w:uiPriority="47"/>
+    <w:lsdException w:name="List Table 3 Accent 3" w:uiPriority="48"/>
+    <w:lsdException w:name="List Table 4 Accent 3" w:uiPriority="49"/>
+    <w:lsdException w:name="List Table 5 Dark Accent 3" w:uiPriority="50"/>
+    <w:lsdException w:name="List Table 6 Colorful Accent 3" w:uiPriority="51"/>
+    <w:lsdException w:name="List Table 7 Colorful Accent 3" w:uiPriority="52"/>
+    <w:lsdException w:name="List Table 1 Light Accent 4" w:uiPriority="46"/>
+    <w:lsdException w:name="List Table 2 Accent 4" w:uiPriority="47"/>
+    <w:lsdException w:name="List Table 3 Accent 4" w:uiPriority="48"/>
+    <w:lsdException w:name="List Table 4 Accent 4" w:uiPriority="49"/>
+    <w:lsdException w:name="List Table 5 Dark Accent 4" w:uiPriority="50"/>
+    <w:lsdException w:name="List Table 6 Colorful Accent 4" w:uiPriority="51"/>
+    <w:lsdException w:name="List Table 7 Colorful Accent 4" w:uiPriority="52"/>
+    <w:lsdException w:name="List Table 1 Light Accent 5" w:uiPriority="46"/>
+    <w:lsdException w:name="List Table 2 Accent 5" w:uiPriority="47"/>
+    <w:lsdException w:name="List Table 3 Accent 5" w:uiPriority="48"/>
+    <w:lsdException w:name="List Table 4 Accent 5" w:uiPriority="49"/>
+    <w:lsdException w:name="List Table 5 Dark Accent 5" w:uiPriority="50"/>
+    <w:lsdException w:name="List Table 6 Colorful Accent 5" w:uiPriority="51"/>
+    <w:lsdException w:name="List Table 7 Colorful Accent 5" w:uiPriority="52"/>
+    <w:lsdException w:name="List Table 1 Light Accent 6" w:uiPriority="46"/>
+    <w:lsdException w:name="List Table 2 Accent 6" w:uiPriority="47"/>
+    <w:lsdException w:name="List Table 3 Accent 6" w:uiPriority="48"/>
+    <w:lsdException w:name="List Table 4 Accent 6" w:uiPriority="49"/>
+    <w:lsdException w:name="List Table 5 Dark Accent 6" w:uiPriority="50"/>
+    <w:lsdException w:name="List Table 6 Colorful Accent 6" w:uiPriority="51"/>
+    <w:lsdException w:name="List Table 7 Colorful Accent 6" w:uiPriority="52"/>
+    <w:lsdException w:name="Mention" w:semiHidden="1" w:unhideWhenUsed="1"/>
+    <w:lsdException w:name="Smart Hyperlink" w:semiHidden="1" w:unhideWhenUsed="1"/>
+    <w:lsdException w:name="Hashtag" w:semiHidden="1" w:unhideWhenUsed="1"/>
+    <w:lsdException w:name="Unresolved Mention" w:semiHidden="1" w:unhideWhenUsed="1"/>
+    <w:lsdException w:name="Smart Link" w:semiHidden="1" w:unhideWhenUsed="1"/>
   </w:latentStyles>
-  <w:style w:type="paragraph" w:default="1" w:styleId="1">
+  <w:style w:type="paragraph" w:default="1" w:styleId="a">
     <w:name w:val="Normal"/>
     <w:qFormat/>
-    <w:uiPriority w:val="0"/>
     <w:pPr>
       <w:widowControl w:val="0"/>
       <w:jc w:val="both"/>
     </w:pPr>
     <w:rPr>
-      <w:rFonts w:asciiTheme="minorHAnsi" w:hAnsiTheme="minorHAnsi" w:eastAsiaTheme="minorEastAsia" w:cstheme="minorBidi"/>
+      <w:rFonts w:asciiTheme="minorHAnsi" w:eastAsiaTheme="minorEastAsia" w:hAnsiTheme="minorHAnsi" w:cstheme="minorBidi"/>
       <w:kern w:val="2"/>
       <w:sz w:val="21"/>
       <w:szCs w:val="22"/>
-      <w:lang w:val="en-US" w:eastAsia="zh-CN" w:bidi="ar-SA"/>
-    </w:rPr>
-  </w:style>
-  <w:style w:type="paragraph" w:styleId="2">
+    </w:rPr>
+  </w:style>
+  <w:style w:type="paragraph" w:styleId="1">
     <w:name w:val="heading 1"/>
-    <w:basedOn w:val="1"/>
-    <w:next w:val="1"/>
-    <w:link w:val="15"/>
-    <w:qFormat/>
+    <w:basedOn w:val="a"/>
+    <w:next w:val="a"/>
+    <w:link w:val="10"/>
     <w:uiPriority w:val="9"/>
+    <w:qFormat/>
     <w:pPr>
       <w:keepNext/>
       <w:keepLines/>
@@ -1368,21 +1539,21 @@
       <w:outlineLvl w:val="0"/>
     </w:pPr>
     <w:rPr>
-      <w:rFonts w:asciiTheme="majorHAnsi" w:hAnsiTheme="majorHAnsi" w:eastAsiaTheme="majorEastAsia" w:cstheme="majorBidi"/>
-      <w:color w:val="104862" w:themeColor="accent1" w:themeShade="BF"/>
+      <w:rFonts w:asciiTheme="majorHAnsi" w:eastAsiaTheme="majorEastAsia" w:hAnsiTheme="majorHAnsi" w:cstheme="majorBidi"/>
+      <w:color w:val="0F4761" w:themeColor="accent1" w:themeShade="BF"/>
       <w:sz w:val="48"/>
       <w:szCs w:val="48"/>
     </w:rPr>
   </w:style>
-  <w:style w:type="paragraph" w:styleId="3">
+  <w:style w:type="paragraph" w:styleId="2">
     <w:name w:val="heading 2"/>
-    <w:basedOn w:val="1"/>
-    <w:next w:val="1"/>
-    <w:link w:val="16"/>
+    <w:basedOn w:val="a"/>
+    <w:next w:val="a"/>
+    <w:link w:val="20"/>
+    <w:uiPriority w:val="9"/>
     <w:semiHidden/>
     <w:unhideWhenUsed/>
     <w:qFormat/>
-    <w:uiPriority w:val="9"/>
     <w:pPr>
       <w:keepNext/>
       <w:keepLines/>
@@ -1390,21 +1561,21 @@
       <w:outlineLvl w:val="1"/>
     </w:pPr>
     <w:rPr>
-      <w:rFonts w:asciiTheme="majorHAnsi" w:hAnsiTheme="majorHAnsi" w:eastAsiaTheme="majorEastAsia" w:cstheme="majorBidi"/>
-      <w:color w:val="104862" w:themeColor="accent1" w:themeShade="BF"/>
+      <w:rFonts w:asciiTheme="majorHAnsi" w:eastAsiaTheme="majorEastAsia" w:hAnsiTheme="majorHAnsi" w:cstheme="majorBidi"/>
+      <w:color w:val="0F4761" w:themeColor="accent1" w:themeShade="BF"/>
       <w:sz w:val="40"/>
       <w:szCs w:val="40"/>
     </w:rPr>
   </w:style>
-  <w:style w:type="paragraph" w:styleId="4">
+  <w:style w:type="paragraph" w:styleId="3">
     <w:name w:val="heading 3"/>
-    <w:basedOn w:val="1"/>
-    <w:next w:val="1"/>
-    <w:link w:val="17"/>
+    <w:basedOn w:val="a"/>
+    <w:next w:val="a"/>
+    <w:link w:val="30"/>
+    <w:uiPriority w:val="9"/>
     <w:semiHidden/>
     <w:unhideWhenUsed/>
     <w:qFormat/>
-    <w:uiPriority w:val="9"/>
     <w:pPr>
       <w:keepNext/>
       <w:keepLines/>
@@ -1412,21 +1583,21 @@
       <w:outlineLvl w:val="2"/>
     </w:pPr>
     <w:rPr>
-      <w:rFonts w:asciiTheme="majorHAnsi" w:hAnsiTheme="majorHAnsi" w:eastAsiaTheme="majorEastAsia" w:cstheme="majorBidi"/>
-      <w:color w:val="104862" w:themeColor="accent1" w:themeShade="BF"/>
+      <w:rFonts w:asciiTheme="majorHAnsi" w:eastAsiaTheme="majorEastAsia" w:hAnsiTheme="majorHAnsi" w:cstheme="majorBidi"/>
+      <w:color w:val="0F4761" w:themeColor="accent1" w:themeShade="BF"/>
       <w:sz w:val="32"/>
       <w:szCs w:val="32"/>
     </w:rPr>
   </w:style>
-  <w:style w:type="paragraph" w:styleId="5">
+  <w:style w:type="paragraph" w:styleId="4">
     <w:name w:val="heading 4"/>
-    <w:basedOn w:val="1"/>
-    <w:next w:val="1"/>
-    <w:link w:val="18"/>
+    <w:basedOn w:val="a"/>
+    <w:next w:val="a"/>
+    <w:link w:val="40"/>
+    <w:uiPriority w:val="9"/>
     <w:semiHidden/>
     <w:unhideWhenUsed/>
     <w:qFormat/>
-    <w:uiPriority w:val="9"/>
     <w:pPr>
       <w:keepNext/>
       <w:keepLines/>
@@ -1435,20 +1606,20 @@
     </w:pPr>
     <w:rPr>
       <w:rFonts w:cstheme="majorBidi"/>
-      <w:color w:val="104862" w:themeColor="accent1" w:themeShade="BF"/>
+      <w:color w:val="0F4761" w:themeColor="accent1" w:themeShade="BF"/>
       <w:sz w:val="28"/>
       <w:szCs w:val="28"/>
     </w:rPr>
   </w:style>
-  <w:style w:type="paragraph" w:styleId="6">
+  <w:style w:type="paragraph" w:styleId="5">
     <w:name w:val="heading 5"/>
-    <w:basedOn w:val="1"/>
-    <w:next w:val="1"/>
-    <w:link w:val="19"/>
+    <w:basedOn w:val="a"/>
+    <w:next w:val="a"/>
+    <w:link w:val="50"/>
+    <w:uiPriority w:val="9"/>
     <w:semiHidden/>
     <w:unhideWhenUsed/>
     <w:qFormat/>
-    <w:uiPriority w:val="9"/>
     <w:pPr>
       <w:keepNext/>
       <w:keepLines/>
@@ -1457,20 +1628,20 @@
     </w:pPr>
     <w:rPr>
       <w:rFonts w:cstheme="majorBidi"/>
-      <w:color w:val="104862" w:themeColor="accent1" w:themeShade="BF"/>
+      <w:color w:val="0F4761" w:themeColor="accent1" w:themeShade="BF"/>
       <w:sz w:val="24"/>
       <w:szCs w:val="24"/>
     </w:rPr>
   </w:style>
-  <w:style w:type="paragraph" w:styleId="7">
+  <w:style w:type="paragraph" w:styleId="6">
     <w:name w:val="heading 6"/>
-    <w:basedOn w:val="1"/>
-    <w:next w:val="1"/>
-    <w:link w:val="20"/>
+    <w:basedOn w:val="a"/>
+    <w:next w:val="a"/>
+    <w:link w:val="60"/>
+    <w:uiPriority w:val="9"/>
     <w:semiHidden/>
     <w:unhideWhenUsed/>
     <w:qFormat/>
-    <w:uiPriority w:val="9"/>
     <w:pPr>
       <w:keepNext/>
       <w:keepLines/>
@@ -1481,18 +1652,18 @@
       <w:rFonts w:cstheme="majorBidi"/>
       <w:b/>
       <w:bCs/>
-      <w:color w:val="104862" w:themeColor="accent1" w:themeShade="BF"/>
-    </w:rPr>
-  </w:style>
-  <w:style w:type="paragraph" w:styleId="8">
+      <w:color w:val="0F4761" w:themeColor="accent1" w:themeShade="BF"/>
+    </w:rPr>
+  </w:style>
+  <w:style w:type="paragraph" w:styleId="7">
     <w:name w:val="heading 7"/>
-    <w:basedOn w:val="1"/>
-    <w:next w:val="1"/>
-    <w:link w:val="21"/>
+    <w:basedOn w:val="a"/>
+    <w:next w:val="a"/>
+    <w:link w:val="70"/>
+    <w:uiPriority w:val="9"/>
     <w:semiHidden/>
     <w:unhideWhenUsed/>
     <w:qFormat/>
-    <w:uiPriority w:val="9"/>
     <w:pPr>
       <w:keepNext/>
       <w:keepLines/>
@@ -1504,25 +1675,17 @@
       <w:b/>
       <w:bCs/>
       <w:color w:val="595959" w:themeColor="text1" w:themeTint="A6"/>
-      <w14:textFill>
-        <w14:solidFill>
-          <w14:schemeClr w14:val="tx1">
-            <w14:lumMod w14:val="65000"/>
-            <w14:lumOff w14:val="35000"/>
-          </w14:schemeClr>
-        </w14:solidFill>
-      </w14:textFill>
-    </w:rPr>
-  </w:style>
-  <w:style w:type="paragraph" w:styleId="9">
+    </w:rPr>
+  </w:style>
+  <w:style w:type="paragraph" w:styleId="8">
     <w:name w:val="heading 8"/>
-    <w:basedOn w:val="1"/>
-    <w:next w:val="1"/>
-    <w:link w:val="22"/>
+    <w:basedOn w:val="a"/>
+    <w:next w:val="a"/>
+    <w:link w:val="80"/>
+    <w:uiPriority w:val="9"/>
     <w:semiHidden/>
     <w:unhideWhenUsed/>
     <w:qFormat/>
-    <w:uiPriority w:val="9"/>
     <w:pPr>
       <w:keepNext/>
       <w:keepLines/>
@@ -1531,25 +1694,17 @@
     <w:rPr>
       <w:rFonts w:cstheme="majorBidi"/>
       <w:color w:val="595959" w:themeColor="text1" w:themeTint="A6"/>
-      <w14:textFill>
-        <w14:solidFill>
-          <w14:schemeClr w14:val="tx1">
-            <w14:lumMod w14:val="65000"/>
-            <w14:lumOff w14:val="35000"/>
-          </w14:schemeClr>
-        </w14:solidFill>
-      </w14:textFill>
-    </w:rPr>
-  </w:style>
-  <w:style w:type="paragraph" w:styleId="10">
+    </w:rPr>
+  </w:style>
+  <w:style w:type="paragraph" w:styleId="9">
     <w:name w:val="heading 9"/>
-    <w:basedOn w:val="1"/>
-    <w:next w:val="1"/>
-    <w:link w:val="23"/>
+    <w:basedOn w:val="a"/>
+    <w:next w:val="a"/>
+    <w:link w:val="90"/>
+    <w:uiPriority w:val="9"/>
     <w:semiHidden/>
     <w:unhideWhenUsed/>
     <w:qFormat/>
-    <w:uiPriority w:val="9"/>
     <w:pPr>
       <w:keepNext/>
       <w:keepLines/>
@@ -1558,30 +1713,21 @@
     <w:rPr>
       <w:rFonts w:eastAsiaTheme="majorEastAsia" w:cstheme="majorBidi"/>
       <w:color w:val="595959" w:themeColor="text1" w:themeTint="A6"/>
-      <w14:textFill>
-        <w14:solidFill>
-          <w14:schemeClr w14:val="tx1">
-            <w14:lumMod w14:val="65000"/>
-            <w14:lumOff w14:val="35000"/>
-          </w14:schemeClr>
-        </w14:solidFill>
-      </w14:textFill>
-    </w:rPr>
-  </w:style>
-  <w:style w:type="character" w:default="1" w:styleId="14">
+    </w:rPr>
+  </w:style>
+  <w:style w:type="character" w:default="1" w:styleId="a0">
     <w:name w:val="Default Paragraph Font"/>
+    <w:uiPriority w:val="1"/>
     <w:semiHidden/>
     <w:unhideWhenUsed/>
-    <w:qFormat/>
-    <w:uiPriority w:val="1"/>
-  </w:style>
-  <w:style w:type="table" w:default="1" w:styleId="13">
+  </w:style>
+  <w:style w:type="table" w:default="1" w:styleId="a1">
     <w:name w:val="Normal Table"/>
+    <w:uiPriority w:val="99"/>
     <w:semiHidden/>
     <w:unhideWhenUsed/>
-    <w:qFormat/>
-    <w:uiPriority w:val="99"/>
     <w:tblPr>
+      <w:tblInd w:w="0" w:type="dxa"/>
       <w:tblCellMar>
         <w:top w:w="0" w:type="dxa"/>
         <w:left w:w="108" w:type="dxa"/>
@@ -1590,241 +1736,207 @@
       </w:tblCellMar>
     </w:tblPr>
   </w:style>
-  <w:style w:type="paragraph" w:styleId="11">
+  <w:style w:type="numbering" w:default="1" w:styleId="a2">
+    <w:name w:val="No List"/>
+    <w:uiPriority w:val="99"/>
+    <w:semiHidden/>
+    <w:unhideWhenUsed/>
+  </w:style>
+  <w:style w:type="paragraph" w:styleId="a3">
     <w:name w:val="Subtitle"/>
-    <w:basedOn w:val="1"/>
-    <w:next w:val="1"/>
-    <w:link w:val="25"/>
-    <w:qFormat/>
+    <w:basedOn w:val="a"/>
+    <w:next w:val="a"/>
+    <w:link w:val="a4"/>
     <w:uiPriority w:val="11"/>
+    <w:qFormat/>
     <w:pPr>
       <w:spacing w:after="160"/>
       <w:jc w:val="center"/>
     </w:pPr>
     <w:rPr>
-      <w:rFonts w:asciiTheme="majorHAnsi" w:hAnsiTheme="majorHAnsi" w:eastAsiaTheme="majorEastAsia" w:cstheme="majorBidi"/>
+      <w:rFonts w:asciiTheme="majorHAnsi" w:eastAsiaTheme="majorEastAsia" w:hAnsiTheme="majorHAnsi" w:cstheme="majorBidi"/>
       <w:color w:val="595959" w:themeColor="text1" w:themeTint="A6"/>
       <w:spacing w:val="15"/>
       <w:sz w:val="28"/>
       <w:szCs w:val="28"/>
-      <w14:textFill>
-        <w14:solidFill>
-          <w14:schemeClr w14:val="tx1">
-            <w14:lumMod w14:val="65000"/>
-            <w14:lumOff w14:val="35000"/>
-          </w14:schemeClr>
-        </w14:solidFill>
-      </w14:textFill>
-    </w:rPr>
-  </w:style>
-  <w:style w:type="paragraph" w:styleId="12">
+    </w:rPr>
+  </w:style>
+  <w:style w:type="paragraph" w:styleId="a5">
     <w:name w:val="Title"/>
-    <w:basedOn w:val="1"/>
-    <w:next w:val="1"/>
-    <w:link w:val="24"/>
-    <w:qFormat/>
+    <w:basedOn w:val="a"/>
+    <w:next w:val="a"/>
+    <w:link w:val="a6"/>
     <w:uiPriority w:val="10"/>
+    <w:qFormat/>
     <w:pPr>
       <w:spacing w:after="80"/>
       <w:contextualSpacing/>
       <w:jc w:val="center"/>
     </w:pPr>
     <w:rPr>
-      <w:rFonts w:asciiTheme="majorHAnsi" w:hAnsiTheme="majorHAnsi" w:eastAsiaTheme="majorEastAsia" w:cstheme="majorBidi"/>
+      <w:rFonts w:asciiTheme="majorHAnsi" w:eastAsiaTheme="majorEastAsia" w:hAnsiTheme="majorHAnsi" w:cstheme="majorBidi"/>
       <w:spacing w:val="-10"/>
       <w:kern w:val="28"/>
       <w:sz w:val="56"/>
       <w:szCs w:val="56"/>
     </w:rPr>
   </w:style>
-  <w:style w:type="character" w:customStyle="1" w:styleId="15">
+  <w:style w:type="character" w:customStyle="1" w:styleId="10">
     <w:name w:val="标题 1 字符"/>
-    <w:basedOn w:val="14"/>
-    <w:link w:val="2"/>
-    <w:qFormat/>
+    <w:basedOn w:val="a0"/>
+    <w:link w:val="1"/>
     <w:uiPriority w:val="9"/>
-    <w:rPr>
-      <w:rFonts w:asciiTheme="majorHAnsi" w:hAnsiTheme="majorHAnsi" w:eastAsiaTheme="majorEastAsia" w:cstheme="majorBidi"/>
-      <w:color w:val="104862" w:themeColor="accent1" w:themeShade="BF"/>
+    <w:qFormat/>
+    <w:rPr>
+      <w:rFonts w:asciiTheme="majorHAnsi" w:eastAsiaTheme="majorEastAsia" w:hAnsiTheme="majorHAnsi" w:cstheme="majorBidi"/>
+      <w:color w:val="0F4761" w:themeColor="accent1" w:themeShade="BF"/>
       <w:sz w:val="48"/>
       <w:szCs w:val="48"/>
     </w:rPr>
   </w:style>
-  <w:style w:type="character" w:customStyle="1" w:styleId="16">
+  <w:style w:type="character" w:customStyle="1" w:styleId="20">
     <w:name w:val="标题 2 字符"/>
-    <w:basedOn w:val="14"/>
-    <w:link w:val="3"/>
+    <w:basedOn w:val="a0"/>
+    <w:link w:val="2"/>
+    <w:uiPriority w:val="9"/>
     <w:semiHidden/>
     <w:qFormat/>
-    <w:uiPriority w:val="9"/>
-    <w:rPr>
-      <w:rFonts w:asciiTheme="majorHAnsi" w:hAnsiTheme="majorHAnsi" w:eastAsiaTheme="majorEastAsia" w:cstheme="majorBidi"/>
-      <w:color w:val="104862" w:themeColor="accent1" w:themeShade="BF"/>
+    <w:rPr>
+      <w:rFonts w:asciiTheme="majorHAnsi" w:eastAsiaTheme="majorEastAsia" w:hAnsiTheme="majorHAnsi" w:cstheme="majorBidi"/>
+      <w:color w:val="0F4761" w:themeColor="accent1" w:themeShade="BF"/>
       <w:sz w:val="40"/>
       <w:szCs w:val="40"/>
     </w:rPr>
   </w:style>
-  <w:style w:type="character" w:customStyle="1" w:styleId="17">
+  <w:style w:type="character" w:customStyle="1" w:styleId="30">
     <w:name w:val="标题 3 字符"/>
-    <w:basedOn w:val="14"/>
-    <w:link w:val="4"/>
+    <w:basedOn w:val="a0"/>
+    <w:link w:val="3"/>
+    <w:uiPriority w:val="9"/>
     <w:semiHidden/>
     <w:qFormat/>
-    <w:uiPriority w:val="9"/>
-    <w:rPr>
-      <w:rFonts w:asciiTheme="majorHAnsi" w:hAnsiTheme="majorHAnsi" w:eastAsiaTheme="majorEastAsia" w:cstheme="majorBidi"/>
-      <w:color w:val="104862" w:themeColor="accent1" w:themeShade="BF"/>
+    <w:rPr>
+      <w:rFonts w:asciiTheme="majorHAnsi" w:eastAsiaTheme="majorEastAsia" w:hAnsiTheme="majorHAnsi" w:cstheme="majorBidi"/>
+      <w:color w:val="0F4761" w:themeColor="accent1" w:themeShade="BF"/>
       <w:sz w:val="32"/>
       <w:szCs w:val="32"/>
     </w:rPr>
   </w:style>
-  <w:style w:type="character" w:customStyle="1" w:styleId="18">
+  <w:style w:type="character" w:customStyle="1" w:styleId="40">
     <w:name w:val="标题 4 字符"/>
-    <w:basedOn w:val="14"/>
-    <w:link w:val="5"/>
+    <w:basedOn w:val="a0"/>
+    <w:link w:val="4"/>
+    <w:uiPriority w:val="9"/>
     <w:semiHidden/>
     <w:qFormat/>
-    <w:uiPriority w:val="9"/>
     <w:rPr>
       <w:rFonts w:cstheme="majorBidi"/>
-      <w:color w:val="104862" w:themeColor="accent1" w:themeShade="BF"/>
+      <w:color w:val="0F4761" w:themeColor="accent1" w:themeShade="BF"/>
       <w:sz w:val="28"/>
       <w:szCs w:val="28"/>
     </w:rPr>
   </w:style>
-  <w:style w:type="character" w:customStyle="1" w:styleId="19">
+  <w:style w:type="character" w:customStyle="1" w:styleId="50">
     <w:name w:val="标题 5 字符"/>
-    <w:basedOn w:val="14"/>
-    <w:link w:val="6"/>
+    <w:basedOn w:val="a0"/>
+    <w:link w:val="5"/>
+    <w:uiPriority w:val="9"/>
     <w:semiHidden/>
     <w:qFormat/>
-    <w:uiPriority w:val="9"/>
     <w:rPr>
       <w:rFonts w:cstheme="majorBidi"/>
-      <w:color w:val="104862" w:themeColor="accent1" w:themeShade="BF"/>
+      <w:color w:val="0F4761" w:themeColor="accent1" w:themeShade="BF"/>
       <w:sz w:val="24"/>
       <w:szCs w:val="24"/>
     </w:rPr>
   </w:style>
-  <w:style w:type="character" w:customStyle="1" w:styleId="20">
+  <w:style w:type="character" w:customStyle="1" w:styleId="60">
     <w:name w:val="标题 6 字符"/>
-    <w:basedOn w:val="14"/>
-    <w:link w:val="7"/>
+    <w:basedOn w:val="a0"/>
+    <w:link w:val="6"/>
+    <w:uiPriority w:val="9"/>
     <w:semiHidden/>
     <w:qFormat/>
-    <w:uiPriority w:val="9"/>
     <w:rPr>
       <w:rFonts w:cstheme="majorBidi"/>
       <w:b/>
       <w:bCs/>
-      <w:color w:val="104862" w:themeColor="accent1" w:themeShade="BF"/>
-    </w:rPr>
-  </w:style>
-  <w:style w:type="character" w:customStyle="1" w:styleId="21">
+      <w:color w:val="0F4761" w:themeColor="accent1" w:themeShade="BF"/>
+    </w:rPr>
+  </w:style>
+  <w:style w:type="character" w:customStyle="1" w:styleId="70">
     <w:name w:val="标题 7 字符"/>
-    <w:basedOn w:val="14"/>
-    <w:link w:val="8"/>
+    <w:basedOn w:val="a0"/>
+    <w:link w:val="7"/>
+    <w:uiPriority w:val="9"/>
     <w:semiHidden/>
     <w:qFormat/>
-    <w:uiPriority w:val="9"/>
     <w:rPr>
       <w:rFonts w:cstheme="majorBidi"/>
       <w:b/>
       <w:bCs/>
       <w:color w:val="595959" w:themeColor="text1" w:themeTint="A6"/>
-      <w14:textFill>
-        <w14:solidFill>
-          <w14:schemeClr w14:val="tx1">
-            <w14:lumMod w14:val="65000"/>
-            <w14:lumOff w14:val="35000"/>
-          </w14:schemeClr>
-        </w14:solidFill>
-      </w14:textFill>
-    </w:rPr>
-  </w:style>
-  <w:style w:type="character" w:customStyle="1" w:styleId="22">
+    </w:rPr>
+  </w:style>
+  <w:style w:type="character" w:customStyle="1" w:styleId="80">
     <w:name w:val="标题 8 字符"/>
-    <w:basedOn w:val="14"/>
-    <w:link w:val="9"/>
+    <w:basedOn w:val="a0"/>
+    <w:link w:val="8"/>
+    <w:uiPriority w:val="9"/>
     <w:semiHidden/>
     <w:qFormat/>
-    <w:uiPriority w:val="9"/>
     <w:rPr>
       <w:rFonts w:cstheme="majorBidi"/>
       <w:color w:val="595959" w:themeColor="text1" w:themeTint="A6"/>
-      <w14:textFill>
-        <w14:solidFill>
-          <w14:schemeClr w14:val="tx1">
-            <w14:lumMod w14:val="65000"/>
-            <w14:lumOff w14:val="35000"/>
-          </w14:schemeClr>
-        </w14:solidFill>
-      </w14:textFill>
-    </w:rPr>
-  </w:style>
-  <w:style w:type="character" w:customStyle="1" w:styleId="23">
+    </w:rPr>
+  </w:style>
+  <w:style w:type="character" w:customStyle="1" w:styleId="90">
     <w:name w:val="标题 9 字符"/>
-    <w:basedOn w:val="14"/>
-    <w:link w:val="10"/>
+    <w:basedOn w:val="a0"/>
+    <w:link w:val="9"/>
+    <w:uiPriority w:val="9"/>
     <w:semiHidden/>
     <w:qFormat/>
-    <w:uiPriority w:val="9"/>
     <w:rPr>
       <w:rFonts w:eastAsiaTheme="majorEastAsia" w:cstheme="majorBidi"/>
       <w:color w:val="595959" w:themeColor="text1" w:themeTint="A6"/>
-      <w14:textFill>
-        <w14:solidFill>
-          <w14:schemeClr w14:val="tx1">
-            <w14:lumMod w14:val="65000"/>
-            <w14:lumOff w14:val="35000"/>
-          </w14:schemeClr>
-        </w14:solidFill>
-      </w14:textFill>
-    </w:rPr>
-  </w:style>
-  <w:style w:type="character" w:customStyle="1" w:styleId="24">
+    </w:rPr>
+  </w:style>
+  <w:style w:type="character" w:customStyle="1" w:styleId="a6">
     <w:name w:val="标题 字符"/>
-    <w:basedOn w:val="14"/>
-    <w:link w:val="12"/>
-    <w:qFormat/>
+    <w:basedOn w:val="a0"/>
+    <w:link w:val="a5"/>
     <w:uiPriority w:val="10"/>
-    <w:rPr>
-      <w:rFonts w:asciiTheme="majorHAnsi" w:hAnsiTheme="majorHAnsi" w:eastAsiaTheme="majorEastAsia" w:cstheme="majorBidi"/>
+    <w:qFormat/>
+    <w:rPr>
+      <w:rFonts w:asciiTheme="majorHAnsi" w:eastAsiaTheme="majorEastAsia" w:hAnsiTheme="majorHAnsi" w:cstheme="majorBidi"/>
       <w:spacing w:val="-10"/>
       <w:kern w:val="28"/>
       <w:sz w:val="56"/>
       <w:szCs w:val="56"/>
     </w:rPr>
   </w:style>
-  <w:style w:type="character" w:customStyle="1" w:styleId="25">
+  <w:style w:type="character" w:customStyle="1" w:styleId="a4">
     <w:name w:val="副标题 字符"/>
-    <w:basedOn w:val="14"/>
-    <w:link w:val="11"/>
-    <w:qFormat/>
+    <w:basedOn w:val="a0"/>
+    <w:link w:val="a3"/>
     <w:uiPriority w:val="11"/>
-    <w:rPr>
-      <w:rFonts w:asciiTheme="majorHAnsi" w:hAnsiTheme="majorHAnsi" w:eastAsiaTheme="majorEastAsia" w:cstheme="majorBidi"/>
+    <w:qFormat/>
+    <w:rPr>
+      <w:rFonts w:asciiTheme="majorHAnsi" w:eastAsiaTheme="majorEastAsia" w:hAnsiTheme="majorHAnsi" w:cstheme="majorBidi"/>
       <w:color w:val="595959" w:themeColor="text1" w:themeTint="A6"/>
       <w:spacing w:val="15"/>
       <w:sz w:val="28"/>
       <w:szCs w:val="28"/>
-      <w14:textFill>
-        <w14:solidFill>
-          <w14:schemeClr w14:val="tx1">
-            <w14:lumMod w14:val="65000"/>
-            <w14:lumOff w14:val="35000"/>
-          </w14:schemeClr>
-        </w14:solidFill>
-      </w14:textFill>
-    </w:rPr>
-  </w:style>
-  <w:style w:type="paragraph" w:styleId="26">
+    </w:rPr>
+  </w:style>
+  <w:style w:type="paragraph" w:styleId="a7">
     <w:name w:val="Quote"/>
-    <w:basedOn w:val="1"/>
-    <w:next w:val="1"/>
-    <w:link w:val="27"/>
-    <w:qFormat/>
+    <w:basedOn w:val="a"/>
+    <w:next w:val="a"/>
+    <w:link w:val="a8"/>
     <w:uiPriority w:val="29"/>
+    <w:qFormat/>
     <w:pPr>
       <w:spacing w:before="160" w:after="160"/>
       <w:jc w:val="center"/>
@@ -1833,68 +1945,52 @@
       <w:i/>
       <w:iCs/>
       <w:color w:val="404040" w:themeColor="text1" w:themeTint="BF"/>
-      <w14:textFill>
-        <w14:solidFill>
-          <w14:schemeClr w14:val="tx1">
-            <w14:lumMod w14:val="75000"/>
-            <w14:lumOff w14:val="25000"/>
-          </w14:schemeClr>
-        </w14:solidFill>
-      </w14:textFill>
-    </w:rPr>
-  </w:style>
-  <w:style w:type="character" w:customStyle="1" w:styleId="27">
+    </w:rPr>
+  </w:style>
+  <w:style w:type="character" w:customStyle="1" w:styleId="a8">
     <w:name w:val="引用 字符"/>
-    <w:basedOn w:val="14"/>
-    <w:link w:val="26"/>
-    <w:qFormat/>
+    <w:basedOn w:val="a0"/>
+    <w:link w:val="a7"/>
     <w:uiPriority w:val="29"/>
+    <w:qFormat/>
     <w:rPr>
       <w:i/>
       <w:iCs/>
       <w:color w:val="404040" w:themeColor="text1" w:themeTint="BF"/>
-      <w14:textFill>
-        <w14:solidFill>
-          <w14:schemeClr w14:val="tx1">
-            <w14:lumMod w14:val="75000"/>
-            <w14:lumOff w14:val="25000"/>
-          </w14:schemeClr>
-        </w14:solidFill>
-      </w14:textFill>
-    </w:rPr>
-  </w:style>
-  <w:style w:type="paragraph" w:styleId="28">
+    </w:rPr>
+  </w:style>
+  <w:style w:type="paragraph" w:styleId="a9">
     <w:name w:val="List Paragraph"/>
-    <w:basedOn w:val="1"/>
-    <w:qFormat/>
+    <w:basedOn w:val="a"/>
     <w:uiPriority w:val="34"/>
+    <w:qFormat/>
     <w:pPr>
       <w:ind w:left="720"/>
       <w:contextualSpacing/>
     </w:pPr>
   </w:style>
-  <w:style w:type="character" w:customStyle="1" w:styleId="29">
-    <w:name w:val="Intense Emphasis"/>
-    <w:basedOn w:val="14"/>
-    <w:qFormat/>
+  <w:style w:type="character" w:customStyle="1" w:styleId="11">
+    <w:name w:val="明显强调1"/>
+    <w:basedOn w:val="a0"/>
     <w:uiPriority w:val="21"/>
+    <w:qFormat/>
     <w:rPr>
       <w:i/>
       <w:iCs/>
-      <w:color w:val="104862" w:themeColor="accent1" w:themeShade="BF"/>
-    </w:rPr>
-  </w:style>
-  <w:style w:type="paragraph" w:styleId="30">
+      <w:color w:val="0F4761" w:themeColor="accent1" w:themeShade="BF"/>
+    </w:rPr>
+  </w:style>
+  <w:style w:type="paragraph" w:styleId="aa">
     <w:name w:val="Intense Quote"/>
-    <w:basedOn w:val="1"/>
-    <w:next w:val="1"/>
-    <w:link w:val="31"/>
-    <w:qFormat/>
+    <w:basedOn w:val="a"/>
+    <w:next w:val="a"/>
+    <w:link w:val="ab"/>
     <w:uiPriority w:val="30"/>
+    <w:qFormat/>
     <w:pPr>
       <w:pBdr>
-        <w:top w:val="single" w:color="0F4761" w:themeColor="accent1" w:themeShade="BF" w:sz="4" w:space="10"/>
-        <w:bottom w:val="single" w:color="0F4761" w:themeColor="accent1" w:themeShade="BF" w:sz="4" w:space="10"/>
+        <w:top w:val="single" w:sz="4" w:space="10" w:color="0F4761" w:themeColor="accent1" w:themeShade="BF"/>
+        <w:bottom w:val="single" w:sz="4" w:space="10" w:color="0F4761" w:themeColor="accent1" w:themeShade="BF"/>
       </w:pBdr>
       <w:spacing w:before="360" w:after="360"/>
       <w:ind w:left="864" w:right="864"/>
@@ -1903,31 +1999,31 @@
     <w:rPr>
       <w:i/>
       <w:iCs/>
-      <w:color w:val="104862" w:themeColor="accent1" w:themeShade="BF"/>
-    </w:rPr>
-  </w:style>
-  <w:style w:type="character" w:customStyle="1" w:styleId="31">
+      <w:color w:val="0F4761" w:themeColor="accent1" w:themeShade="BF"/>
+    </w:rPr>
+  </w:style>
+  <w:style w:type="character" w:customStyle="1" w:styleId="ab">
     <w:name w:val="明显引用 字符"/>
-    <w:basedOn w:val="14"/>
-    <w:link w:val="30"/>
-    <w:qFormat/>
+    <w:basedOn w:val="a0"/>
+    <w:link w:val="aa"/>
     <w:uiPriority w:val="30"/>
+    <w:qFormat/>
     <w:rPr>
       <w:i/>
       <w:iCs/>
-      <w:color w:val="104862" w:themeColor="accent1" w:themeShade="BF"/>
-    </w:rPr>
-  </w:style>
-  <w:style w:type="character" w:customStyle="1" w:styleId="32">
-    <w:name w:val="Intense Reference"/>
-    <w:basedOn w:val="14"/>
-    <w:qFormat/>
+      <w:color w:val="0F4761" w:themeColor="accent1" w:themeShade="BF"/>
+    </w:rPr>
+  </w:style>
+  <w:style w:type="character" w:customStyle="1" w:styleId="12">
+    <w:name w:val="明显参考1"/>
+    <w:basedOn w:val="a0"/>
     <w:uiPriority w:val="32"/>
+    <w:qFormat/>
     <w:rPr>
       <w:b/>
       <w:bCs/>
       <w:smallCaps/>
-      <w:color w:val="104862" w:themeColor="accent1" w:themeShade="BF"/>
+      <w:color w:val="0F4761" w:themeColor="accent1" w:themeShade="BF"/>
       <w:spacing w:val="5"/>
     </w:rPr>
   </w:style>
@@ -2186,5 +2282,6 @@
     </a:fmtScheme>
   </a:themeElements>
   <a:objectDefaults/>
+  <a:extraClrSchemeLst/>
 </a:theme>
 </file>